--- a/CIVE202_Spring2026_BrockHoover_Project3_AnnotatedCodeDocument.docx
+++ b/CIVE202_Spring2026_BrockHoover_Project3_AnnotatedCodeDocument.docx
@@ -1236,7 +1236,13 @@
           </w:tcPr>
           <w:p>
             <w:r>
-              <w:t xml:space="preserve">This box plot satisfies the box plot </w:t>
+              <w:t xml:space="preserve">This </w:t>
+            </w:r>
+            <w:r>
+              <w:t>block of code</w:t>
+            </w:r>
+            <w:r>
+              <w:t xml:space="preserve"> satisfies the box plot </w:t>
             </w:r>
             <w:r>
               <w:t>requirement</w:t>
@@ -1260,329 +1266,218 @@
           </w:tcPr>
           <w:p>
             <w:r>
-              <w:t># Define the IDM acceleration function</w:t>
-            </w:r>
-          </w:p>
-          <w:p>
-            <w:r>
-              <w:t xml:space="preserve"># The function should take the following </w:t>
-            </w:r>
-            <w:proofErr w:type="gramStart"/>
-            <w:r>
-              <w:t>inputs</w:t>
-            </w:r>
-            <w:proofErr w:type="gramEnd"/>
-            <w:r>
-              <w:t>:</w:t>
-            </w:r>
-          </w:p>
-          <w:p>
-            <w:r>
-              <w:t xml:space="preserve">#   v    </w:t>
-            </w:r>
-            <w:proofErr w:type="gramStart"/>
-            <w:r>
-              <w:t xml:space="preserve">  :</w:t>
-            </w:r>
-            <w:proofErr w:type="gramEnd"/>
-            <w:r>
-              <w:t xml:space="preserve"> current speed of the follower vehicle (m/s)</w:t>
-            </w:r>
-          </w:p>
-          <w:p>
-            <w:r>
-              <w:t xml:space="preserve">#   s    </w:t>
-            </w:r>
-            <w:proofErr w:type="gramStart"/>
-            <w:r>
-              <w:t xml:space="preserve">  :</w:t>
-            </w:r>
-            <w:proofErr w:type="gramEnd"/>
-            <w:r>
-              <w:t xml:space="preserve"> current gap distance between leader and follower (m)</w:t>
-            </w:r>
-          </w:p>
-          <w:p>
-            <w:r>
-              <w:t xml:space="preserve">#   </w:t>
-            </w:r>
-            <w:proofErr w:type="spellStart"/>
-            <w:r>
-              <w:t>delta_</w:t>
-            </w:r>
-            <w:proofErr w:type="gramStart"/>
-            <w:r>
-              <w:t>v</w:t>
-            </w:r>
-            <w:proofErr w:type="spellEnd"/>
-            <w:r>
-              <w:t xml:space="preserve"> :</w:t>
-            </w:r>
-            <w:proofErr w:type="gramEnd"/>
-            <w:r>
-              <w:t xml:space="preserve"> speed difference = follower speed - leader speed (m/s)</w:t>
-            </w:r>
-          </w:p>
-          <w:p>
-            <w:r>
-              <w:t xml:space="preserve">#   v0   </w:t>
-            </w:r>
-            <w:proofErr w:type="gramStart"/>
-            <w:r>
-              <w:t xml:space="preserve">  :</w:t>
-            </w:r>
-            <w:proofErr w:type="gramEnd"/>
-            <w:r>
-              <w:t xml:space="preserve"> desired velocity (m/s)</w:t>
-            </w:r>
-          </w:p>
-          <w:p>
-            <w:r>
-              <w:t xml:space="preserve">#   s0   </w:t>
-            </w:r>
-            <w:proofErr w:type="gramStart"/>
-            <w:r>
-              <w:t xml:space="preserve">  :</w:t>
-            </w:r>
-            <w:proofErr w:type="gramEnd"/>
-            <w:r>
-              <w:t xml:space="preserve"> minimum spacing (m)</w:t>
-            </w:r>
-          </w:p>
-          <w:p>
-            <w:r>
-              <w:t xml:space="preserve">#   T    </w:t>
-            </w:r>
-            <w:proofErr w:type="gramStart"/>
-            <w:r>
-              <w:t xml:space="preserve">  :</w:t>
-            </w:r>
-            <w:proofErr w:type="gramEnd"/>
-            <w:r>
-              <w:t xml:space="preserve"> desired time headway (s)</w:t>
-            </w:r>
-          </w:p>
-          <w:p>
-            <w:r>
-              <w:t xml:space="preserve">#   a    </w:t>
-            </w:r>
-            <w:proofErr w:type="gramStart"/>
-            <w:r>
-              <w:t xml:space="preserve">  :</w:t>
-            </w:r>
-            <w:proofErr w:type="gramEnd"/>
-            <w:r>
-              <w:t xml:space="preserve"> maximum acceleration (m/s^2)</w:t>
-            </w:r>
-          </w:p>
-          <w:p>
-            <w:r>
-              <w:t xml:space="preserve">#   b    </w:t>
-            </w:r>
-            <w:proofErr w:type="gramStart"/>
-            <w:r>
-              <w:t xml:space="preserve">  :</w:t>
-            </w:r>
-            <w:proofErr w:type="gramEnd"/>
-            <w:r>
-              <w:t xml:space="preserve"> comfortable deceleration (m/s^2)</w:t>
-            </w:r>
-          </w:p>
-          <w:p>
-            <w:r>
-              <w:t xml:space="preserve">#   </w:t>
-            </w:r>
-            <w:proofErr w:type="gramStart"/>
-            <w:r>
-              <w:t>delta  :</w:t>
-            </w:r>
-            <w:proofErr w:type="gramEnd"/>
-            <w:r>
-              <w:t xml:space="preserve"> acceleration exponent</w:t>
+              <w:t>##Let's use matplotlib to create a histogram</w:t>
             </w:r>
           </w:p>
           <w:p/>
-          <w:p>
-            <w:r>
-              <w:t xml:space="preserve">def </w:t>
-            </w:r>
-            <w:proofErr w:type="spellStart"/>
-            <w:r>
-              <w:t>idm_</w:t>
-            </w:r>
-            <w:proofErr w:type="gramStart"/>
-            <w:r>
-              <w:t>acceleration</w:t>
-            </w:r>
-            <w:proofErr w:type="spellEnd"/>
+          <w:p/>
+          <w:p>
+            <w:r>
+              <w:t>##Tell Python you are plotting a figure and how big you want the figure to be</w:t>
+            </w:r>
+          </w:p>
+          <w:p>
+            <w:proofErr w:type="spellStart"/>
+            <w:proofErr w:type="gramStart"/>
+            <w:r>
+              <w:t>plt.figure</w:t>
+            </w:r>
+            <w:proofErr w:type="spellEnd"/>
+            <w:proofErr w:type="gramEnd"/>
             <w:r>
               <w:t>(</w:t>
             </w:r>
-            <w:proofErr w:type="gramEnd"/>
-            <w:r>
-              <w:t xml:space="preserve">v, s, </w:t>
-            </w:r>
-            <w:proofErr w:type="spellStart"/>
-            <w:r>
-              <w:t>delta_v</w:t>
-            </w:r>
-            <w:proofErr w:type="spellEnd"/>
-            <w:r>
-              <w:t>, v0, s0, T, a, b, delta):</w:t>
-            </w:r>
-          </w:p>
-          <w:p>
-            <w:r>
-              <w:t xml:space="preserve">    # Step 1: Calculate the desired minimum gap </w:t>
-            </w:r>
-            <w:proofErr w:type="spellStart"/>
-            <w:r>
-              <w:t>s_star</w:t>
-            </w:r>
-            <w:proofErr w:type="spellEnd"/>
-          </w:p>
-          <w:p>
-            <w:r>
-              <w:t xml:space="preserve">    </w:t>
-            </w:r>
-            <w:proofErr w:type="spellStart"/>
-            <w:r>
-              <w:t>s_star</w:t>
-            </w:r>
-            <w:proofErr w:type="spellEnd"/>
-            <w:r>
-              <w:t xml:space="preserve"> = s0 + v * T + (v * </w:t>
-            </w:r>
-            <w:proofErr w:type="spellStart"/>
-            <w:r>
-              <w:t>delta_v</w:t>
-            </w:r>
-            <w:proofErr w:type="spellEnd"/>
-            <w:r>
-              <w:t xml:space="preserve">) / (2 * </w:t>
-            </w:r>
-            <w:proofErr w:type="spellStart"/>
-            <w:proofErr w:type="gramStart"/>
-            <w:r>
-              <w:t>np.sqrt</w:t>
-            </w:r>
-            <w:proofErr w:type="spellEnd"/>
-            <w:proofErr w:type="gramEnd"/>
-            <w:r>
-              <w:t>(a * b))</w:t>
-            </w:r>
-          </w:p>
-          <w:p>
-            <w:r>
-              <w:t xml:space="preserve">    </w:t>
-            </w:r>
-          </w:p>
-          <w:p>
-            <w:r>
-              <w:t xml:space="preserve">    </w:t>
-            </w:r>
-          </w:p>
-          <w:p>
-            <w:r>
-              <w:t xml:space="preserve">    </w:t>
-            </w:r>
-          </w:p>
-          <w:p>
-            <w:r>
-              <w:t xml:space="preserve">    # Make sure </w:t>
-            </w:r>
-            <w:proofErr w:type="spellStart"/>
-            <w:r>
-              <w:t>s_star</w:t>
-            </w:r>
-            <w:proofErr w:type="spellEnd"/>
-            <w:r>
-              <w:t xml:space="preserve"> is not negative</w:t>
-            </w:r>
-          </w:p>
-          <w:p>
-            <w:r>
-              <w:t xml:space="preserve">    </w:t>
-            </w:r>
-            <w:proofErr w:type="spellStart"/>
-            <w:r>
-              <w:t>s_star</w:t>
-            </w:r>
-            <w:proofErr w:type="spellEnd"/>
-            <w:r>
-              <w:t xml:space="preserve"> = </w:t>
-            </w:r>
-            <w:proofErr w:type="gramStart"/>
-            <w:r>
-              <w:t>max(</w:t>
-            </w:r>
-            <w:proofErr w:type="spellStart"/>
-            <w:proofErr w:type="gramEnd"/>
-            <w:r>
-              <w:t>s_star</w:t>
-            </w:r>
-            <w:proofErr w:type="spellEnd"/>
-            <w:r>
-              <w:t>, s0)</w:t>
-            </w:r>
-          </w:p>
-          <w:p>
-            <w:r>
-              <w:t xml:space="preserve">    </w:t>
-            </w:r>
-          </w:p>
-          <w:p>
-            <w:r>
-              <w:t xml:space="preserve">    # Step 2: Calculate the acceleration using the IDM equation</w:t>
-            </w:r>
-          </w:p>
-          <w:p>
-            <w:r>
-              <w:t xml:space="preserve">    acceleration = a * (1 - (v/v</w:t>
-            </w:r>
-            <w:proofErr w:type="gramStart"/>
-            <w:r>
-              <w:t>0)*</w:t>
-            </w:r>
-            <w:proofErr w:type="gramEnd"/>
-            <w:r>
-              <w:t>*delta - (</w:t>
-            </w:r>
-            <w:proofErr w:type="spellStart"/>
-            <w:r>
-              <w:t>s_star</w:t>
-            </w:r>
-            <w:proofErr w:type="spellEnd"/>
-            <w:r>
-              <w:t>/</w:t>
-            </w:r>
-            <w:proofErr w:type="gramStart"/>
-            <w:r>
-              <w:t>s)*</w:t>
-            </w:r>
-            <w:proofErr w:type="gramEnd"/>
-            <w:r>
-              <w:t>*2)</w:t>
-            </w:r>
-          </w:p>
-          <w:p>
-            <w:r>
-              <w:t xml:space="preserve">    </w:t>
-            </w:r>
-          </w:p>
-          <w:p>
-            <w:r>
-              <w:t xml:space="preserve">    </w:t>
-            </w:r>
-          </w:p>
-          <w:p>
-            <w:r>
-              <w:t xml:space="preserve">    </w:t>
-            </w:r>
-          </w:p>
-          <w:p>
-            <w:r>
-              <w:t xml:space="preserve">    return acceleration</w:t>
+            <w:proofErr w:type="spellStart"/>
+            <w:r>
+              <w:t>figsize</w:t>
+            </w:r>
+            <w:proofErr w:type="spellEnd"/>
+            <w:r>
+              <w:t xml:space="preserve"> = (20,12))</w:t>
+            </w:r>
+          </w:p>
+          <w:p/>
+          <w:p>
+            <w:r>
+              <w:t>## Tell Python what type of plot you want. Here</w:t>
+            </w:r>
+            <w:proofErr w:type="gramStart"/>
+            <w:r>
+              <w:t>, .hist</w:t>
+            </w:r>
+            <w:proofErr w:type="gramEnd"/>
+            <w:r>
+              <w:t>() creates a histogram</w:t>
+            </w:r>
+          </w:p>
+          <w:p>
+            <w:proofErr w:type="spellStart"/>
+            <w:proofErr w:type="gramStart"/>
+            <w:r>
+              <w:t>plt.hist</w:t>
+            </w:r>
+            <w:proofErr w:type="spellEnd"/>
+            <w:proofErr w:type="gramEnd"/>
+            <w:r>
+              <w:t>(</w:t>
+            </w:r>
+            <w:proofErr w:type="spellStart"/>
+            <w:r>
+              <w:t>nhts_data</w:t>
+            </w:r>
+            <w:proofErr w:type="spellEnd"/>
+            <w:r>
+              <w:t>['</w:t>
+            </w:r>
+            <w:proofErr w:type="spellStart"/>
+            <w:r>
+              <w:t>vehicle_age</w:t>
+            </w:r>
+            <w:proofErr w:type="spellEnd"/>
+            <w:r>
+              <w:t>'], bins = 20, color = '</w:t>
+            </w:r>
+            <w:proofErr w:type="spellStart"/>
+            <w:r>
+              <w:t>dodgerblue</w:t>
+            </w:r>
+            <w:proofErr w:type="spellEnd"/>
+            <w:r>
+              <w:t xml:space="preserve">', </w:t>
+            </w:r>
+            <w:proofErr w:type="spellStart"/>
+            <w:r>
+              <w:t>edgecolor</w:t>
+            </w:r>
+            <w:proofErr w:type="spellEnd"/>
+            <w:r>
+              <w:t xml:space="preserve"> = 'black', alpha = .67)</w:t>
+            </w:r>
+          </w:p>
+          <w:p/>
+          <w:p>
+            <w:r>
+              <w:t xml:space="preserve"># Then let's label. You'll notice you can change the </w:t>
+            </w:r>
+            <w:proofErr w:type="spellStart"/>
+            <w:r>
+              <w:t>fontsize</w:t>
+            </w:r>
+            <w:proofErr w:type="spellEnd"/>
+            <w:r>
+              <w:t xml:space="preserve"> of all your labels!</w:t>
+            </w:r>
+          </w:p>
+          <w:p>
+            <w:proofErr w:type="spellStart"/>
+            <w:proofErr w:type="gramStart"/>
+            <w:r>
+              <w:t>plt.title</w:t>
+            </w:r>
+            <w:proofErr w:type="spellEnd"/>
+            <w:proofErr w:type="gramEnd"/>
+            <w:r>
+              <w:t xml:space="preserve">('Vehicle Age Distribution', </w:t>
+            </w:r>
+            <w:proofErr w:type="spellStart"/>
+            <w:r>
+              <w:t>fontsize</w:t>
+            </w:r>
+            <w:proofErr w:type="spellEnd"/>
+            <w:r>
+              <w:t>=16)</w:t>
+            </w:r>
+          </w:p>
+          <w:p>
+            <w:proofErr w:type="spellStart"/>
+            <w:proofErr w:type="gramStart"/>
+            <w:r>
+              <w:t>plt.xlabel</w:t>
+            </w:r>
+            <w:proofErr w:type="spellEnd"/>
+            <w:proofErr w:type="gramEnd"/>
+            <w:r>
+              <w:t xml:space="preserve">('Age (years)', </w:t>
+            </w:r>
+            <w:proofErr w:type="spellStart"/>
+            <w:r>
+              <w:t>fontsize</w:t>
+            </w:r>
+            <w:proofErr w:type="spellEnd"/>
+            <w:r>
+              <w:t>=13)</w:t>
+            </w:r>
+          </w:p>
+          <w:p>
+            <w:proofErr w:type="spellStart"/>
+            <w:proofErr w:type="gramStart"/>
+            <w:r>
+              <w:t>plt.ylabel</w:t>
+            </w:r>
+            <w:proofErr w:type="spellEnd"/>
+            <w:proofErr w:type="gramEnd"/>
+            <w:r>
+              <w:t xml:space="preserve">('Count', </w:t>
+            </w:r>
+            <w:proofErr w:type="spellStart"/>
+            <w:r>
+              <w:t>fontsize</w:t>
+            </w:r>
+            <w:proofErr w:type="spellEnd"/>
+            <w:r>
+              <w:t>=13)</w:t>
+            </w:r>
+          </w:p>
+          <w:p>
+            <w:proofErr w:type="spellStart"/>
+            <w:proofErr w:type="gramStart"/>
+            <w:r>
+              <w:t>plt.xticks</w:t>
+            </w:r>
+            <w:proofErr w:type="spellEnd"/>
+            <w:proofErr w:type="gramEnd"/>
+            <w:r>
+              <w:t>(</w:t>
+            </w:r>
+            <w:proofErr w:type="spellStart"/>
+            <w:r>
+              <w:t>fontsize</w:t>
+            </w:r>
+            <w:proofErr w:type="spellEnd"/>
+            <w:r>
+              <w:t>=11)</w:t>
+            </w:r>
+          </w:p>
+          <w:p>
+            <w:proofErr w:type="spellStart"/>
+            <w:proofErr w:type="gramStart"/>
+            <w:r>
+              <w:t>plt.yticks</w:t>
+            </w:r>
+            <w:proofErr w:type="spellEnd"/>
+            <w:proofErr w:type="gramEnd"/>
+            <w:r>
+              <w:t>(</w:t>
+            </w:r>
+            <w:proofErr w:type="spellStart"/>
+            <w:r>
+              <w:t>fontsize</w:t>
+            </w:r>
+            <w:proofErr w:type="spellEnd"/>
+            <w:r>
+              <w:t>=11)</w:t>
+            </w:r>
+          </w:p>
+          <w:p>
+            <w:proofErr w:type="spellStart"/>
+            <w:proofErr w:type="gramStart"/>
+            <w:r>
+              <w:t>plt.show</w:t>
+            </w:r>
+            <w:proofErr w:type="spellEnd"/>
+            <w:proofErr w:type="gramEnd"/>
+            <w:r>
+              <w:t>()</w:t>
             </w:r>
           </w:p>
         </w:tc>
@@ -1593,24 +1488,7 @@
           <w:p>
             <w:r>
               <w:lastRenderedPageBreak/>
-              <w:t xml:space="preserve">This function </w:t>
-            </w:r>
-            <w:r>
-              <w:t xml:space="preserve">is the IDM acceleration function, which </w:t>
-            </w:r>
-            <w:r>
-              <w:t xml:space="preserve">does a lot of </w:t>
-            </w:r>
-            <w:proofErr w:type="gramStart"/>
-            <w:r>
-              <w:t>the simulation</w:t>
-            </w:r>
-            <w:proofErr w:type="gramEnd"/>
-            <w:r>
-              <w:t xml:space="preserve"> work</w:t>
-            </w:r>
-            <w:r>
-              <w:t>. This part of the code returns the acceleration value from the IDM equation</w:t>
+              <w:t>This block of code satisfies the histogram requirement, and is used to create the histogram.</w:t>
             </w:r>
           </w:p>
         </w:tc>
@@ -1622,187 +1500,329 @@
           </w:tcPr>
           <w:p>
             <w:r>
-              <w:t># Test the IDM function with sample values</w:t>
-            </w:r>
-          </w:p>
-          <w:p>
-            <w:r>
-              <w:t># A follower traveling at 20 m/s, with a gap of 25 m, approaching the leader at 2 m/s</w:t>
+              <w:t># Define the IDM acceleration function</w:t>
+            </w:r>
+          </w:p>
+          <w:p>
+            <w:r>
+              <w:t xml:space="preserve"># The function should take the following </w:t>
+            </w:r>
+            <w:proofErr w:type="gramStart"/>
+            <w:r>
+              <w:t>inputs</w:t>
+            </w:r>
+            <w:proofErr w:type="gramEnd"/>
+            <w:r>
+              <w:t>:</w:t>
+            </w:r>
+          </w:p>
+          <w:p>
+            <w:r>
+              <w:t xml:space="preserve">#   v    </w:t>
+            </w:r>
+            <w:proofErr w:type="gramStart"/>
+            <w:r>
+              <w:t xml:space="preserve">  :</w:t>
+            </w:r>
+            <w:proofErr w:type="gramEnd"/>
+            <w:r>
+              <w:t xml:space="preserve"> current speed of the follower vehicle (m/s)</w:t>
+            </w:r>
+          </w:p>
+          <w:p>
+            <w:r>
+              <w:t xml:space="preserve">#   s    </w:t>
+            </w:r>
+            <w:proofErr w:type="gramStart"/>
+            <w:r>
+              <w:t xml:space="preserve">  :</w:t>
+            </w:r>
+            <w:proofErr w:type="gramEnd"/>
+            <w:r>
+              <w:t xml:space="preserve"> current gap distance between leader and follower (m)</w:t>
+            </w:r>
+          </w:p>
+          <w:p>
+            <w:r>
+              <w:t xml:space="preserve">#   </w:t>
+            </w:r>
+            <w:proofErr w:type="spellStart"/>
+            <w:r>
+              <w:t>delta_</w:t>
+            </w:r>
+            <w:proofErr w:type="gramStart"/>
+            <w:r>
+              <w:t>v</w:t>
+            </w:r>
+            <w:proofErr w:type="spellEnd"/>
+            <w:r>
+              <w:t xml:space="preserve"> :</w:t>
+            </w:r>
+            <w:proofErr w:type="gramEnd"/>
+            <w:r>
+              <w:t xml:space="preserve"> speed difference = follower speed - leader speed (m/s)</w:t>
+            </w:r>
+          </w:p>
+          <w:p>
+            <w:r>
+              <w:t xml:space="preserve">#   v0   </w:t>
+            </w:r>
+            <w:proofErr w:type="gramStart"/>
+            <w:r>
+              <w:t xml:space="preserve">  :</w:t>
+            </w:r>
+            <w:proofErr w:type="gramEnd"/>
+            <w:r>
+              <w:t xml:space="preserve"> desired velocity (m/s)</w:t>
+            </w:r>
+          </w:p>
+          <w:p>
+            <w:r>
+              <w:t xml:space="preserve">#   s0   </w:t>
+            </w:r>
+            <w:proofErr w:type="gramStart"/>
+            <w:r>
+              <w:t xml:space="preserve">  :</w:t>
+            </w:r>
+            <w:proofErr w:type="gramEnd"/>
+            <w:r>
+              <w:t xml:space="preserve"> minimum spacing (m)</w:t>
+            </w:r>
+          </w:p>
+          <w:p>
+            <w:r>
+              <w:t xml:space="preserve">#   T    </w:t>
+            </w:r>
+            <w:proofErr w:type="gramStart"/>
+            <w:r>
+              <w:t xml:space="preserve">  :</w:t>
+            </w:r>
+            <w:proofErr w:type="gramEnd"/>
+            <w:r>
+              <w:t xml:space="preserve"> desired time headway (s)</w:t>
+            </w:r>
+          </w:p>
+          <w:p>
+            <w:r>
+              <w:t xml:space="preserve">#   a    </w:t>
+            </w:r>
+            <w:proofErr w:type="gramStart"/>
+            <w:r>
+              <w:t xml:space="preserve">  :</w:t>
+            </w:r>
+            <w:proofErr w:type="gramEnd"/>
+            <w:r>
+              <w:t xml:space="preserve"> maximum acceleration (m/s^2)</w:t>
+            </w:r>
+          </w:p>
+          <w:p>
+            <w:r>
+              <w:t xml:space="preserve">#   b    </w:t>
+            </w:r>
+            <w:proofErr w:type="gramStart"/>
+            <w:r>
+              <w:t xml:space="preserve">  :</w:t>
+            </w:r>
+            <w:proofErr w:type="gramEnd"/>
+            <w:r>
+              <w:t xml:space="preserve"> comfortable deceleration (m/s^2)</w:t>
+            </w:r>
+          </w:p>
+          <w:p>
+            <w:r>
+              <w:t xml:space="preserve">#   </w:t>
+            </w:r>
+            <w:proofErr w:type="gramStart"/>
+            <w:r>
+              <w:t>delta  :</w:t>
+            </w:r>
+            <w:proofErr w:type="gramEnd"/>
+            <w:r>
+              <w:t xml:space="preserve"> acceleration exponent</w:t>
             </w:r>
           </w:p>
           <w:p/>
           <w:p>
             <w:r>
-              <w:t># Define parameters</w:t>
-            </w:r>
-          </w:p>
-          <w:p>
-            <w:r>
-              <w:t>v0 = 30    # desired velocity (m/s)</w:t>
-            </w:r>
-          </w:p>
-          <w:p>
-            <w:r>
-              <w:t>s0 = 2     # minimum spacing (m)</w:t>
-            </w:r>
-          </w:p>
-          <w:p>
-            <w:r>
-              <w:t>T = 1.5    # desired time headway (s)</w:t>
-            </w:r>
-          </w:p>
-          <w:p>
-            <w:r>
-              <w:t>a = 1.0    # maximum acceleration (m/s^2)</w:t>
-            </w:r>
-          </w:p>
-          <w:p>
-            <w:r>
-              <w:t>b = 1.5    # comfortable deceleration (m/s^2)</w:t>
-            </w:r>
-          </w:p>
-          <w:p>
-            <w:r>
-              <w:t xml:space="preserve">delta = </w:t>
-            </w:r>
-            <w:proofErr w:type="gramStart"/>
-            <w:r>
-              <w:t>4  #</w:t>
-            </w:r>
-            <w:proofErr w:type="gramEnd"/>
-            <w:r>
-              <w:t xml:space="preserve"> acceleration exponent</w:t>
-            </w:r>
-          </w:p>
-          <w:p/>
-          <w:p>
-            <w:r>
-              <w:t># Test case</w:t>
-            </w:r>
-          </w:p>
-          <w:p>
-            <w:proofErr w:type="spellStart"/>
-            <w:r>
-              <w:t>test_v</w:t>
-            </w:r>
-            <w:proofErr w:type="spellEnd"/>
-            <w:r>
-              <w:t xml:space="preserve"> = 20        # follower speed</w:t>
-            </w:r>
-          </w:p>
-          <w:p>
-            <w:proofErr w:type="spellStart"/>
-            <w:r>
-              <w:t>test_s</w:t>
-            </w:r>
-            <w:proofErr w:type="spellEnd"/>
-            <w:r>
-              <w:t xml:space="preserve"> = 25        # gap distance</w:t>
-            </w:r>
-          </w:p>
-          <w:p>
-            <w:proofErr w:type="spellStart"/>
-            <w:r>
-              <w:t>test_delta_v</w:t>
-            </w:r>
-            <w:proofErr w:type="spellEnd"/>
-            <w:r>
-              <w:t xml:space="preserve"> = 2   # follower is faster than leader by 2 m/s</w:t>
-            </w:r>
-          </w:p>
-          <w:p/>
-          <w:p>
-            <w:r>
-              <w:t># Call the function and print the result</w:t>
-            </w:r>
-          </w:p>
-          <w:p>
-            <w:proofErr w:type="spellStart"/>
-            <w:r>
-              <w:t>test_acc</w:t>
+              <w:t xml:space="preserve">def </w:t>
+            </w:r>
+            <w:proofErr w:type="spellStart"/>
+            <w:r>
+              <w:t>idm_</w:t>
+            </w:r>
+            <w:proofErr w:type="gramStart"/>
+            <w:r>
+              <w:t>acceleration</w:t>
+            </w:r>
+            <w:proofErr w:type="spellEnd"/>
+            <w:r>
+              <w:t>(</w:t>
+            </w:r>
+            <w:proofErr w:type="gramEnd"/>
+            <w:r>
+              <w:t xml:space="preserve">v, s, </w:t>
+            </w:r>
+            <w:proofErr w:type="spellStart"/>
+            <w:r>
+              <w:t>delta_v</w:t>
+            </w:r>
+            <w:proofErr w:type="spellEnd"/>
+            <w:r>
+              <w:t>, v0, s0, T, a, b, delta):</w:t>
+            </w:r>
+          </w:p>
+          <w:p>
+            <w:r>
+              <w:t xml:space="preserve">    # Step 1: Calculate the desired minimum gap </w:t>
+            </w:r>
+            <w:proofErr w:type="spellStart"/>
+            <w:r>
+              <w:t>s_star</w:t>
+            </w:r>
+            <w:proofErr w:type="spellEnd"/>
+          </w:p>
+          <w:p>
+            <w:r>
+              <w:t xml:space="preserve">    </w:t>
+            </w:r>
+            <w:proofErr w:type="spellStart"/>
+            <w:r>
+              <w:t>s_star</w:t>
+            </w:r>
+            <w:proofErr w:type="spellEnd"/>
+            <w:r>
+              <w:t xml:space="preserve"> = s0 + v * T + (v * </w:t>
+            </w:r>
+            <w:proofErr w:type="spellStart"/>
+            <w:r>
+              <w:t>delta_v</w:t>
+            </w:r>
+            <w:proofErr w:type="spellEnd"/>
+            <w:r>
+              <w:t xml:space="preserve">) / (2 * </w:t>
+            </w:r>
+            <w:proofErr w:type="spellStart"/>
+            <w:proofErr w:type="gramStart"/>
+            <w:r>
+              <w:t>np.sqrt</w:t>
+            </w:r>
+            <w:proofErr w:type="spellEnd"/>
+            <w:proofErr w:type="gramEnd"/>
+            <w:r>
+              <w:t>(a * b))</w:t>
+            </w:r>
+          </w:p>
+          <w:p>
+            <w:r>
+              <w:t xml:space="preserve">    </w:t>
+            </w:r>
+          </w:p>
+          <w:p>
+            <w:r>
+              <w:t xml:space="preserve">    </w:t>
+            </w:r>
+          </w:p>
+          <w:p>
+            <w:r>
+              <w:t xml:space="preserve">    </w:t>
+            </w:r>
+          </w:p>
+          <w:p>
+            <w:r>
+              <w:t xml:space="preserve">    # Make sure </w:t>
+            </w:r>
+            <w:proofErr w:type="spellStart"/>
+            <w:r>
+              <w:t>s_star</w:t>
+            </w:r>
+            <w:proofErr w:type="spellEnd"/>
+            <w:r>
+              <w:t xml:space="preserve"> is not negative</w:t>
+            </w:r>
+          </w:p>
+          <w:p>
+            <w:r>
+              <w:t xml:space="preserve">    </w:t>
+            </w:r>
+            <w:proofErr w:type="spellStart"/>
+            <w:r>
+              <w:t>s_star</w:t>
             </w:r>
             <w:proofErr w:type="spellEnd"/>
             <w:r>
               <w:t xml:space="preserve"> = </w:t>
             </w:r>
-            <w:proofErr w:type="spellStart"/>
-            <w:r>
-              <w:t>idm_</w:t>
-            </w:r>
-            <w:proofErr w:type="gramStart"/>
-            <w:r>
-              <w:t>acceleration</w:t>
-            </w:r>
-            <w:proofErr w:type="spellEnd"/>
-            <w:r>
-              <w:t>(</w:t>
-            </w:r>
-            <w:proofErr w:type="spellStart"/>
-            <w:proofErr w:type="gramEnd"/>
-            <w:r>
-              <w:t>test_v</w:t>
-            </w:r>
-            <w:proofErr w:type="spellEnd"/>
-            <w:r>
-              <w:t xml:space="preserve">, </w:t>
-            </w:r>
-            <w:proofErr w:type="spellStart"/>
-            <w:r>
-              <w:t>test_s</w:t>
-            </w:r>
-            <w:proofErr w:type="spellEnd"/>
-            <w:r>
-              <w:t xml:space="preserve">, </w:t>
-            </w:r>
-            <w:proofErr w:type="spellStart"/>
-            <w:r>
-              <w:t>test_delta_v</w:t>
-            </w:r>
-            <w:proofErr w:type="spellEnd"/>
-            <w:r>
-              <w:t>, v0, s0, T, a, b, delta)</w:t>
-            </w:r>
-          </w:p>
-          <w:p>
-            <w:proofErr w:type="gramStart"/>
-            <w:r>
-              <w:t>print(</w:t>
-            </w:r>
-            <w:proofErr w:type="spellStart"/>
-            <w:proofErr w:type="gramEnd"/>
-            <w:r>
-              <w:t>f"IDM</w:t>
-            </w:r>
-            <w:proofErr w:type="spellEnd"/>
-            <w:r>
-              <w:t xml:space="preserve"> Acceleration Calculation </w:t>
-            </w:r>
-            <w:proofErr w:type="gramStart"/>
-            <w:r>
-              <w:t>Results: {</w:t>
-            </w:r>
-            <w:proofErr w:type="spellStart"/>
-            <w:proofErr w:type="gramEnd"/>
-            <w:r>
-              <w:t>test_</w:t>
-            </w:r>
-            <w:proofErr w:type="gramStart"/>
-            <w:r>
-              <w:t>acc</w:t>
-            </w:r>
-            <w:proofErr w:type="spellEnd"/>
-            <w:r>
-              <w:t>}"</w:t>
-            </w:r>
-            <w:proofErr w:type="gramEnd"/>
-            <w:r>
-              <w:t>)</w:t>
-            </w:r>
-          </w:p>
-          <w:p/>
-          <w:p>
-            <w:r>
-              <w:t># Think about: does this value make sense? The follower is approaching the leader, so should it accelerate or decelerate?</w:t>
+            <w:proofErr w:type="gramStart"/>
+            <w:r>
+              <w:t>max(</w:t>
+            </w:r>
+            <w:proofErr w:type="spellStart"/>
+            <w:proofErr w:type="gramEnd"/>
+            <w:r>
+              <w:t>s_star</w:t>
+            </w:r>
+            <w:proofErr w:type="spellEnd"/>
+            <w:r>
+              <w:t>, s0)</w:t>
+            </w:r>
+          </w:p>
+          <w:p>
+            <w:r>
+              <w:t xml:space="preserve">    </w:t>
+            </w:r>
+          </w:p>
+          <w:p>
+            <w:r>
+              <w:t xml:space="preserve">    # Step 2: Calculate the acceleration using the IDM equation</w:t>
+            </w:r>
+          </w:p>
+          <w:p>
+            <w:r>
+              <w:t xml:space="preserve">    acceleration = a * (1 - (v/v</w:t>
+            </w:r>
+            <w:proofErr w:type="gramStart"/>
+            <w:r>
+              <w:t>0)*</w:t>
+            </w:r>
+            <w:proofErr w:type="gramEnd"/>
+            <w:r>
+              <w:t>*delta - (</w:t>
+            </w:r>
+            <w:proofErr w:type="spellStart"/>
+            <w:r>
+              <w:t>s_star</w:t>
+            </w:r>
+            <w:proofErr w:type="spellEnd"/>
+            <w:r>
+              <w:t>/</w:t>
+            </w:r>
+            <w:proofErr w:type="gramStart"/>
+            <w:r>
+              <w:t>s)*</w:t>
+            </w:r>
+            <w:proofErr w:type="gramEnd"/>
+            <w:r>
+              <w:t>*2)</w:t>
+            </w:r>
+          </w:p>
+          <w:p>
+            <w:r>
+              <w:t xml:space="preserve">    </w:t>
+            </w:r>
+          </w:p>
+          <w:p>
+            <w:r>
+              <w:t xml:space="preserve">    </w:t>
+            </w:r>
+          </w:p>
+          <w:p>
+            <w:r>
+              <w:t xml:space="preserve">    </w:t>
+            </w:r>
+          </w:p>
+          <w:p>
+            <w:r>
+              <w:t xml:space="preserve">    return acceleration</w:t>
             </w:r>
           </w:p>
         </w:tc>
@@ -1812,10 +1832,24 @@
           </w:tcPr>
           <w:p>
             <w:r>
-              <w:t>This tests the IDM function with samples values, which allows the user to see if the</w:t>
-            </w:r>
-            <w:r>
-              <w:t xml:space="preserve"> acceleration calculation results. </w:t>
+              <w:t xml:space="preserve">This function </w:t>
+            </w:r>
+            <w:r>
+              <w:t xml:space="preserve">is the IDM acceleration function, which </w:t>
+            </w:r>
+            <w:r>
+              <w:t xml:space="preserve">does a lot of </w:t>
+            </w:r>
+            <w:proofErr w:type="gramStart"/>
+            <w:r>
+              <w:t>the simulation</w:t>
+            </w:r>
+            <w:proofErr w:type="gramEnd"/>
+            <w:r>
+              <w:t xml:space="preserve"> work</w:t>
+            </w:r>
+            <w:r>
+              <w:t>. This part of the code returns the acceleration value from the IDM equation</w:t>
             </w:r>
           </w:p>
         </w:tc>
@@ -1827,225 +1861,188 @@
           </w:tcPr>
           <w:p>
             <w:r>
-              <w:t># Load the NGSIM data to get the leader vehicle trajectory</w:t>
-            </w:r>
-          </w:p>
-          <w:p>
-            <w:proofErr w:type="spellStart"/>
-            <w:r>
-              <w:t>ngsim_data</w:t>
+              <w:t># Test the IDM function with sample values</w:t>
+            </w:r>
+          </w:p>
+          <w:p>
+            <w:r>
+              <w:t># A follower traveling at 20 m/s, with a gap of 25 m, approaching the leader at 2 m/s</w:t>
+            </w:r>
+          </w:p>
+          <w:p/>
+          <w:p>
+            <w:r>
+              <w:t># Define parameters</w:t>
+            </w:r>
+          </w:p>
+          <w:p>
+            <w:r>
+              <w:t>v0 = 30    # desired velocity (m/s)</w:t>
+            </w:r>
+          </w:p>
+          <w:p>
+            <w:r>
+              <w:t>s0 = 2     # minimum spacing (m)</w:t>
+            </w:r>
+          </w:p>
+          <w:p>
+            <w:r>
+              <w:t>T = 1.5    # desired time headway (s)</w:t>
+            </w:r>
+          </w:p>
+          <w:p>
+            <w:r>
+              <w:lastRenderedPageBreak/>
+              <w:t>a = 1.0    # maximum acceleration (m/s^2)</w:t>
+            </w:r>
+          </w:p>
+          <w:p>
+            <w:r>
+              <w:t>b = 1.5    # comfortable deceleration (m/s^2)</w:t>
+            </w:r>
+          </w:p>
+          <w:p>
+            <w:r>
+              <w:t xml:space="preserve">delta = </w:t>
+            </w:r>
+            <w:proofErr w:type="gramStart"/>
+            <w:r>
+              <w:t>4  #</w:t>
+            </w:r>
+            <w:proofErr w:type="gramEnd"/>
+            <w:r>
+              <w:t xml:space="preserve"> acceleration exponent</w:t>
+            </w:r>
+          </w:p>
+          <w:p/>
+          <w:p>
+            <w:r>
+              <w:t># Test case</w:t>
+            </w:r>
+          </w:p>
+          <w:p>
+            <w:proofErr w:type="spellStart"/>
+            <w:r>
+              <w:t>test_v</w:t>
+            </w:r>
+            <w:proofErr w:type="spellEnd"/>
+            <w:r>
+              <w:t xml:space="preserve"> = 20        # follower speed</w:t>
+            </w:r>
+          </w:p>
+          <w:p>
+            <w:proofErr w:type="spellStart"/>
+            <w:r>
+              <w:t>test_s</w:t>
+            </w:r>
+            <w:proofErr w:type="spellEnd"/>
+            <w:r>
+              <w:t xml:space="preserve"> = 25        # gap distance</w:t>
+            </w:r>
+          </w:p>
+          <w:p>
+            <w:proofErr w:type="spellStart"/>
+            <w:r>
+              <w:t>test_delta_v</w:t>
+            </w:r>
+            <w:proofErr w:type="spellEnd"/>
+            <w:r>
+              <w:t xml:space="preserve"> = 2   # follower is faster than leader by 2 m/s</w:t>
+            </w:r>
+          </w:p>
+          <w:p/>
+          <w:p>
+            <w:r>
+              <w:t># Call the function and print the result</w:t>
+            </w:r>
+          </w:p>
+          <w:p>
+            <w:proofErr w:type="spellStart"/>
+            <w:r>
+              <w:t>test_acc</w:t>
             </w:r>
             <w:proofErr w:type="spellEnd"/>
             <w:r>
               <w:t xml:space="preserve"> = </w:t>
             </w:r>
             <w:proofErr w:type="spellStart"/>
-            <w:proofErr w:type="gramStart"/>
-            <w:r>
-              <w:t>pd.read</w:t>
-            </w:r>
-            <w:proofErr w:type="gramEnd"/>
-            <w:r>
-              <w:t>_csv</w:t>
-            </w:r>
-            <w:proofErr w:type="spellEnd"/>
-            <w:r>
-              <w:t>('NGSIM.csv')</w:t>
+            <w:r>
+              <w:t>idm_</w:t>
+            </w:r>
+            <w:proofErr w:type="gramStart"/>
+            <w:r>
+              <w:t>acceleration</w:t>
+            </w:r>
+            <w:proofErr w:type="spellEnd"/>
+            <w:r>
+              <w:t>(</w:t>
+            </w:r>
+            <w:proofErr w:type="spellStart"/>
+            <w:proofErr w:type="gramEnd"/>
+            <w:r>
+              <w:t>test_v</w:t>
+            </w:r>
+            <w:proofErr w:type="spellEnd"/>
+            <w:r>
+              <w:t xml:space="preserve">, </w:t>
+            </w:r>
+            <w:proofErr w:type="spellStart"/>
+            <w:r>
+              <w:t>test_s</w:t>
+            </w:r>
+            <w:proofErr w:type="spellEnd"/>
+            <w:r>
+              <w:t xml:space="preserve">, </w:t>
+            </w:r>
+            <w:proofErr w:type="spellStart"/>
+            <w:r>
+              <w:t>test_delta_v</w:t>
+            </w:r>
+            <w:proofErr w:type="spellEnd"/>
+            <w:r>
+              <w:t>, v0, s0, T, a, b, delta)</w:t>
+            </w:r>
+          </w:p>
+          <w:p>
+            <w:proofErr w:type="gramStart"/>
+            <w:r>
+              <w:t>print(</w:t>
+            </w:r>
+            <w:proofErr w:type="spellStart"/>
+            <w:proofErr w:type="gramEnd"/>
+            <w:r>
+              <w:t>f"IDM</w:t>
+            </w:r>
+            <w:proofErr w:type="spellEnd"/>
+            <w:r>
+              <w:t xml:space="preserve"> Acceleration Calculation </w:t>
+            </w:r>
+            <w:proofErr w:type="gramStart"/>
+            <w:r>
+              <w:t>Results: {</w:t>
+            </w:r>
+            <w:proofErr w:type="spellStart"/>
+            <w:proofErr w:type="gramEnd"/>
+            <w:r>
+              <w:t>test_</w:t>
+            </w:r>
+            <w:proofErr w:type="gramStart"/>
+            <w:r>
+              <w:t>acc</w:t>
+            </w:r>
+            <w:proofErr w:type="spellEnd"/>
+            <w:r>
+              <w:t>}"</w:t>
+            </w:r>
+            <w:proofErr w:type="gramEnd"/>
+            <w:r>
+              <w:t>)</w:t>
             </w:r>
           </w:p>
           <w:p/>
           <w:p>
             <w:r>
-              <w:t># Select a trajectory pair</w:t>
-            </w:r>
-          </w:p>
-          <w:p>
-            <w:proofErr w:type="spellStart"/>
-            <w:r>
-              <w:lastRenderedPageBreak/>
-              <w:t>trajectory_number</w:t>
-            </w:r>
-            <w:proofErr w:type="spellEnd"/>
-            <w:r>
-              <w:t xml:space="preserve"> = 6</w:t>
-            </w:r>
-          </w:p>
-          <w:p>
-            <w:proofErr w:type="spellStart"/>
-            <w:r>
-              <w:t>data_subset</w:t>
-            </w:r>
-            <w:proofErr w:type="spellEnd"/>
-            <w:r>
-              <w:t xml:space="preserve"> = </w:t>
-            </w:r>
-            <w:proofErr w:type="spellStart"/>
-            <w:r>
-              <w:t>ngsim_data</w:t>
-            </w:r>
-            <w:proofErr w:type="spellEnd"/>
-            <w:r>
-              <w:t>[</w:t>
-            </w:r>
-            <w:proofErr w:type="spellStart"/>
-            <w:r>
-              <w:t>ngsim_data</w:t>
-            </w:r>
-            <w:proofErr w:type="spellEnd"/>
-            <w:r>
-              <w:t>['</w:t>
-            </w:r>
-            <w:proofErr w:type="spellStart"/>
-            <w:r>
-              <w:t>trajectory_number</w:t>
-            </w:r>
-            <w:proofErr w:type="spellEnd"/>
-            <w:r>
-              <w:t xml:space="preserve">'] == </w:t>
-            </w:r>
-            <w:proofErr w:type="spellStart"/>
-            <w:r>
-              <w:t>trajectory_number</w:t>
-            </w:r>
-            <w:proofErr w:type="spellEnd"/>
-            <w:proofErr w:type="gramStart"/>
-            <w:r>
-              <w:t>].</w:t>
-            </w:r>
-            <w:proofErr w:type="spellStart"/>
-            <w:r>
-              <w:t>reset</w:t>
-            </w:r>
-            <w:proofErr w:type="gramEnd"/>
-            <w:r>
-              <w:t>_</w:t>
-            </w:r>
-            <w:proofErr w:type="gramStart"/>
-            <w:r>
-              <w:t>index</w:t>
-            </w:r>
-            <w:proofErr w:type="spellEnd"/>
-            <w:r>
-              <w:t>(</w:t>
-            </w:r>
-            <w:proofErr w:type="gramEnd"/>
-            <w:r>
-              <w:t>drop = True)</w:t>
-            </w:r>
-          </w:p>
-          <w:p>
-            <w:r>
-              <w:t># Extract the leader's position and speed over time</w:t>
-            </w:r>
-          </w:p>
-          <w:p>
-            <w:proofErr w:type="spellStart"/>
-            <w:r>
-              <w:t>time_data</w:t>
-            </w:r>
-            <w:proofErr w:type="spellEnd"/>
-            <w:r>
-              <w:t xml:space="preserve"> = </w:t>
-            </w:r>
-            <w:proofErr w:type="spellStart"/>
-            <w:r>
-              <w:t>data_subset</w:t>
-            </w:r>
-            <w:proofErr w:type="spellEnd"/>
-            <w:r>
-              <w:t>['Time'</w:t>
-            </w:r>
-            <w:proofErr w:type="gramStart"/>
-            <w:r>
-              <w:t>].values</w:t>
-            </w:r>
-            <w:proofErr w:type="gramEnd"/>
-          </w:p>
-          <w:p>
-            <w:proofErr w:type="spellStart"/>
-            <w:r>
-              <w:t>leader_position</w:t>
-            </w:r>
-            <w:proofErr w:type="spellEnd"/>
-            <w:r>
-              <w:t xml:space="preserve"> = </w:t>
-            </w:r>
-            <w:proofErr w:type="spellStart"/>
-            <w:r>
-              <w:t>data_subset</w:t>
-            </w:r>
-            <w:proofErr w:type="spellEnd"/>
-            <w:r>
-              <w:t>['</w:t>
-            </w:r>
-            <w:proofErr w:type="spellStart"/>
-            <w:r>
-              <w:t>leader_position</w:t>
-            </w:r>
-            <w:proofErr w:type="spellEnd"/>
-            <w:r>
-              <w:t>(m)'</w:t>
-            </w:r>
-            <w:proofErr w:type="gramStart"/>
-            <w:r>
-              <w:t>].values</w:t>
-            </w:r>
-            <w:proofErr w:type="gramEnd"/>
-          </w:p>
-          <w:p>
-            <w:proofErr w:type="spellStart"/>
-            <w:r>
-              <w:t>leader_speed</w:t>
-            </w:r>
-            <w:proofErr w:type="spellEnd"/>
-            <w:r>
-              <w:t xml:space="preserve"> = </w:t>
-            </w:r>
-            <w:proofErr w:type="spellStart"/>
-            <w:r>
-              <w:t>data_subset</w:t>
-            </w:r>
-            <w:proofErr w:type="spellEnd"/>
-            <w:r>
-              <w:t>['</w:t>
-            </w:r>
-            <w:proofErr w:type="spellStart"/>
-            <w:r>
-              <w:t>leader_speed</w:t>
-            </w:r>
-            <w:proofErr w:type="spellEnd"/>
-            <w:r>
-              <w:t>(m/s)'</w:t>
-            </w:r>
-            <w:proofErr w:type="gramStart"/>
-            <w:r>
-              <w:t>].values</w:t>
-            </w:r>
-            <w:proofErr w:type="gramEnd"/>
-          </w:p>
-          <w:p/>
-          <w:p>
-            <w:r>
-              <w:t># Identifying the time step in our data</w:t>
-            </w:r>
-          </w:p>
-          <w:p>
-            <w:r>
-              <w:t>dt = 0.1 #seconds</w:t>
-            </w:r>
-          </w:p>
-          <w:p/>
-          <w:p>
-            <w:r>
-              <w:t>print(</w:t>
-            </w:r>
-            <w:proofErr w:type="spellStart"/>
-            <w:r>
-              <w:t>time_data</w:t>
-            </w:r>
-            <w:proofErr w:type="spellEnd"/>
-            <w:r>
-              <w:t>)</w:t>
+              <w:t># Think about: does this value make sense? The follower is approaching the leader, so should it accelerate or decelerate?</w:t>
             </w:r>
           </w:p>
         </w:tc>
@@ -2056,22 +2053,14 @@
           <w:p>
             <w:r>
               <w:lastRenderedPageBreak/>
-              <w:t xml:space="preserve">This function </w:t>
-            </w:r>
-            <w:r>
-              <w:t xml:space="preserve">loads the NGSIM data to get the </w:t>
-            </w:r>
-            <w:proofErr w:type="gramStart"/>
+              <w:t>This tests the IDM function with samples values, which allows the user to see if the</w:t>
+            </w:r>
+            <w:r>
+              <w:t xml:space="preserve"> acceleration </w:t>
+            </w:r>
             <w:r>
               <w:lastRenderedPageBreak/>
-              <w:t>leader</w:t>
-            </w:r>
-            <w:proofErr w:type="gramEnd"/>
-            <w:r>
-              <w:t xml:space="preserve"> vehicle trajectory</w:t>
-            </w:r>
-            <w:r>
-              <w:t xml:space="preserve">. </w:t>
+              <w:t xml:space="preserve">calculation results. </w:t>
             </w:r>
           </w:p>
         </w:tc>
@@ -2082,333 +2071,182 @@
             <w:tcW w:w="7366" w:type="dxa"/>
           </w:tcPr>
           <w:p>
-            <w:pPr>
-              <w:tabs>
-                <w:tab w:val="left" w:pos="1095"/>
-              </w:tabs>
-            </w:pPr>
             <w:r>
               <w:lastRenderedPageBreak/>
-              <w:tab/>
-              <w:t># Set the IDM parameters</w:t>
-            </w:r>
-          </w:p>
-          <w:p>
-            <w:pPr>
-              <w:tabs>
-                <w:tab w:val="left" w:pos="1095"/>
-              </w:tabs>
-            </w:pPr>
-            <w:r>
-              <w:t>v0 = 30    # desired velocity (m/s)</w:t>
-            </w:r>
-          </w:p>
-          <w:p>
-            <w:pPr>
-              <w:tabs>
-                <w:tab w:val="left" w:pos="1095"/>
-              </w:tabs>
-            </w:pPr>
-            <w:r>
-              <w:t>s0 = 2     # minimum spacing (m)</w:t>
-            </w:r>
-          </w:p>
-          <w:p>
-            <w:pPr>
-              <w:tabs>
-                <w:tab w:val="left" w:pos="1095"/>
-              </w:tabs>
-            </w:pPr>
-            <w:r>
-              <w:t>T = 1.5    # desired time headway (s)</w:t>
-            </w:r>
-          </w:p>
-          <w:p>
-            <w:pPr>
-              <w:tabs>
-                <w:tab w:val="left" w:pos="1095"/>
-              </w:tabs>
-            </w:pPr>
-            <w:proofErr w:type="spellStart"/>
-            <w:r>
-              <w:t>a_param</w:t>
-            </w:r>
-            <w:proofErr w:type="spellEnd"/>
-            <w:r>
-              <w:t xml:space="preserve"> = 1.0    # maximum acceleration (m/s^2)  </w:t>
-            </w:r>
-          </w:p>
-          <w:p>
-            <w:pPr>
-              <w:tabs>
-                <w:tab w:val="left" w:pos="1095"/>
-              </w:tabs>
-            </w:pPr>
-            <w:r>
-              <w:t>b = 1.5    # comfortable deceleration (m/s^2)</w:t>
-            </w:r>
-          </w:p>
-          <w:p>
-            <w:pPr>
-              <w:tabs>
-                <w:tab w:val="left" w:pos="1095"/>
-              </w:tabs>
-            </w:pPr>
-            <w:r>
-              <w:t xml:space="preserve">delta = </w:t>
-            </w:r>
-            <w:proofErr w:type="gramStart"/>
-            <w:r>
-              <w:t>4  #</w:t>
-            </w:r>
-            <w:proofErr w:type="gramEnd"/>
-            <w:r>
-              <w:t xml:space="preserve"> acceleration exponent</w:t>
-            </w:r>
-          </w:p>
-          <w:p>
-            <w:pPr>
-              <w:tabs>
-                <w:tab w:val="left" w:pos="1095"/>
-              </w:tabs>
-            </w:pPr>
-          </w:p>
-          <w:p>
-            <w:pPr>
-              <w:tabs>
-                <w:tab w:val="left" w:pos="1095"/>
-              </w:tabs>
-            </w:pPr>
-            <w:r>
-              <w:t># Initialize arrays to store simulation results</w:t>
-            </w:r>
-          </w:p>
-          <w:p>
-            <w:pPr>
-              <w:tabs>
-                <w:tab w:val="left" w:pos="1095"/>
-              </w:tabs>
-            </w:pPr>
-            <w:proofErr w:type="spellStart"/>
-            <w:r>
-              <w:t>n_steps</w:t>
+              <w:t># Load the NGSIM data to get the leader vehicle trajectory</w:t>
+            </w:r>
+          </w:p>
+          <w:p>
+            <w:proofErr w:type="spellStart"/>
+            <w:r>
+              <w:t>ngsim_data</w:t>
             </w:r>
             <w:proofErr w:type="spellEnd"/>
             <w:r>
               <w:t xml:space="preserve"> = </w:t>
             </w:r>
             <w:proofErr w:type="spellStart"/>
-            <w:r>
-              <w:t>len</w:t>
+            <w:proofErr w:type="gramStart"/>
+            <w:r>
+              <w:t>pd.read</w:t>
+            </w:r>
+            <w:proofErr w:type="gramEnd"/>
+            <w:r>
+              <w:t>_csv</w:t>
+            </w:r>
+            <w:proofErr w:type="spellEnd"/>
+            <w:r>
+              <w:t>('NGSIM.csv')</w:t>
+            </w:r>
+          </w:p>
+          <w:p/>
+          <w:p>
+            <w:r>
+              <w:t># Select a trajectory pair</w:t>
+            </w:r>
+          </w:p>
+          <w:p>
+            <w:proofErr w:type="spellStart"/>
+            <w:r>
+              <w:t>trajectory_number</w:t>
+            </w:r>
+            <w:proofErr w:type="spellEnd"/>
+            <w:r>
+              <w:t xml:space="preserve"> = 6</w:t>
+            </w:r>
+          </w:p>
+          <w:p>
+            <w:proofErr w:type="spellStart"/>
+            <w:r>
+              <w:t>data_subset</w:t>
+            </w:r>
+            <w:proofErr w:type="spellEnd"/>
+            <w:r>
+              <w:t xml:space="preserve"> = </w:t>
+            </w:r>
+            <w:proofErr w:type="spellStart"/>
+            <w:r>
+              <w:t>ngsim_data</w:t>
+            </w:r>
+            <w:proofErr w:type="spellEnd"/>
+            <w:r>
+              <w:t>[</w:t>
+            </w:r>
+            <w:proofErr w:type="spellStart"/>
+            <w:r>
+              <w:t>ngsim_data</w:t>
+            </w:r>
+            <w:proofErr w:type="spellEnd"/>
+            <w:r>
+              <w:t>['</w:t>
+            </w:r>
+            <w:proofErr w:type="spellStart"/>
+            <w:r>
+              <w:t>trajectory_number</w:t>
+            </w:r>
+            <w:proofErr w:type="spellEnd"/>
+            <w:r>
+              <w:t xml:space="preserve">'] == </w:t>
+            </w:r>
+            <w:proofErr w:type="spellStart"/>
+            <w:r>
+              <w:t>trajectory_number</w:t>
+            </w:r>
+            <w:proofErr w:type="spellEnd"/>
+            <w:proofErr w:type="gramStart"/>
+            <w:r>
+              <w:t>].</w:t>
+            </w:r>
+            <w:proofErr w:type="spellStart"/>
+            <w:r>
+              <w:t>reset</w:t>
+            </w:r>
+            <w:proofErr w:type="gramEnd"/>
+            <w:r>
+              <w:t>_</w:t>
+            </w:r>
+            <w:proofErr w:type="gramStart"/>
+            <w:r>
+              <w:t>index</w:t>
             </w:r>
             <w:proofErr w:type="spellEnd"/>
             <w:r>
               <w:t>(</w:t>
             </w:r>
-            <w:proofErr w:type="spellStart"/>
-            <w:r>
-              <w:t>time_</w:t>
-            </w:r>
-            <w:proofErr w:type="gramStart"/>
-            <w:r>
-              <w:t>data</w:t>
-            </w:r>
-            <w:proofErr w:type="spellEnd"/>
-            <w:r>
-              <w:t xml:space="preserve">)   </w:t>
-            </w:r>
-            <w:proofErr w:type="gramEnd"/>
-            <w:r>
-              <w:t xml:space="preserve">      # number of simulation steps we will take, which will be equal to the length of the trajectory data</w:t>
-            </w:r>
-          </w:p>
-          <w:p>
-            <w:pPr>
-              <w:tabs>
-                <w:tab w:val="left" w:pos="1095"/>
-              </w:tabs>
-            </w:pPr>
-            <w:proofErr w:type="spellStart"/>
-            <w:r>
-              <w:t>sim_position</w:t>
+            <w:proofErr w:type="gramEnd"/>
+            <w:r>
+              <w:t>drop = True)</w:t>
+            </w:r>
+          </w:p>
+          <w:p>
+            <w:r>
+              <w:t># Extract the leader's position and speed over time</w:t>
+            </w:r>
+          </w:p>
+          <w:p>
+            <w:proofErr w:type="spellStart"/>
+            <w:r>
+              <w:t>time_data</w:t>
             </w:r>
             <w:proofErr w:type="spellEnd"/>
             <w:r>
               <w:t xml:space="preserve"> = </w:t>
             </w:r>
             <w:proofErr w:type="spellStart"/>
-            <w:proofErr w:type="gramStart"/>
-            <w:r>
-              <w:t>np.zeros</w:t>
-            </w:r>
-            <w:proofErr w:type="spellEnd"/>
-            <w:proofErr w:type="gramEnd"/>
-            <w:r>
-              <w:t>(</w:t>
-            </w:r>
-            <w:proofErr w:type="spellStart"/>
-            <w:r>
-              <w:t>n_</w:t>
-            </w:r>
-            <w:proofErr w:type="gramStart"/>
-            <w:r>
-              <w:t>steps</w:t>
-            </w:r>
-            <w:proofErr w:type="spellEnd"/>
-            <w:r>
-              <w:t xml:space="preserve">)   </w:t>
-            </w:r>
-            <w:proofErr w:type="gramEnd"/>
-            <w:r>
-              <w:t xml:space="preserve">      # simulated follower position; we will create a vector with all </w:t>
-            </w:r>
-            <w:proofErr w:type="gramStart"/>
-            <w:r>
-              <w:t>zeroes  as</w:t>
-            </w:r>
-            <w:proofErr w:type="gramEnd"/>
-            <w:r>
-              <w:t xml:space="preserve"> a start</w:t>
-            </w:r>
-          </w:p>
-          <w:p>
-            <w:pPr>
-              <w:tabs>
-                <w:tab w:val="left" w:pos="1095"/>
-              </w:tabs>
-            </w:pPr>
-            <w:proofErr w:type="spellStart"/>
-            <w:r>
-              <w:t>sim_speed</w:t>
+            <w:r>
+              <w:t>data_subset</w:t>
+            </w:r>
+            <w:proofErr w:type="spellEnd"/>
+            <w:r>
+              <w:t>['Time'</w:t>
+            </w:r>
+            <w:proofErr w:type="gramStart"/>
+            <w:r>
+              <w:t>].values</w:t>
+            </w:r>
+            <w:proofErr w:type="gramEnd"/>
+          </w:p>
+          <w:p>
+            <w:proofErr w:type="spellStart"/>
+            <w:r>
+              <w:t>leader_position</w:t>
             </w:r>
             <w:proofErr w:type="spellEnd"/>
             <w:r>
               <w:t xml:space="preserve"> = </w:t>
             </w:r>
             <w:proofErr w:type="spellStart"/>
-            <w:proofErr w:type="gramStart"/>
-            <w:r>
-              <w:t>np.zeros</w:t>
-            </w:r>
-            <w:proofErr w:type="spellEnd"/>
-            <w:proofErr w:type="gramEnd"/>
-            <w:r>
-              <w:t>(</w:t>
-            </w:r>
-            <w:proofErr w:type="spellStart"/>
-            <w:r>
-              <w:t>n_</w:t>
-            </w:r>
-            <w:proofErr w:type="gramStart"/>
-            <w:r>
-              <w:t>steps</w:t>
-            </w:r>
-            <w:proofErr w:type="spellEnd"/>
-            <w:r>
-              <w:t xml:space="preserve">)   </w:t>
-            </w:r>
-            <w:proofErr w:type="gramEnd"/>
-            <w:r>
-              <w:t xml:space="preserve">      # simulated follower speed; we will create a vector with all </w:t>
-            </w:r>
-            <w:proofErr w:type="gramStart"/>
-            <w:r>
-              <w:t>zeroes  as</w:t>
-            </w:r>
-            <w:proofErr w:type="gramEnd"/>
-            <w:r>
-              <w:t xml:space="preserve"> a start</w:t>
-            </w:r>
-          </w:p>
-          <w:p>
-            <w:pPr>
-              <w:tabs>
-                <w:tab w:val="left" w:pos="1095"/>
-              </w:tabs>
-            </w:pPr>
-            <w:proofErr w:type="spellStart"/>
-            <w:r>
-              <w:t>sim_acc</w:t>
+            <w:r>
+              <w:t>data_subset</w:t>
+            </w:r>
+            <w:proofErr w:type="spellEnd"/>
+            <w:r>
+              <w:t>['</w:t>
+            </w:r>
+            <w:proofErr w:type="spellStart"/>
+            <w:r>
+              <w:t>leader_position</w:t>
+            </w:r>
+            <w:proofErr w:type="spellEnd"/>
+            <w:r>
+              <w:t>(m)'</w:t>
+            </w:r>
+            <w:proofErr w:type="gramStart"/>
+            <w:r>
+              <w:t>].values</w:t>
+            </w:r>
+            <w:proofErr w:type="gramEnd"/>
+          </w:p>
+          <w:p>
+            <w:proofErr w:type="spellStart"/>
+            <w:r>
+              <w:t>leader_speed</w:t>
             </w:r>
             <w:proofErr w:type="spellEnd"/>
             <w:r>
               <w:t xml:space="preserve"> = </w:t>
             </w:r>
             <w:proofErr w:type="spellStart"/>
-            <w:proofErr w:type="gramStart"/>
-            <w:r>
-              <w:t>np.zeros</w:t>
-            </w:r>
-            <w:proofErr w:type="spellEnd"/>
-            <w:proofErr w:type="gramEnd"/>
-            <w:r>
-              <w:t>(</w:t>
-            </w:r>
-            <w:proofErr w:type="spellStart"/>
-            <w:r>
-              <w:t>n_</w:t>
-            </w:r>
-            <w:proofErr w:type="gramStart"/>
-            <w:r>
-              <w:t>steps</w:t>
-            </w:r>
-            <w:proofErr w:type="spellEnd"/>
-            <w:r>
-              <w:t xml:space="preserve">)   </w:t>
-            </w:r>
-            <w:proofErr w:type="gramEnd"/>
-            <w:r>
-              <w:t xml:space="preserve">      # simulated follower acceleration; we will create a vector with all </w:t>
-            </w:r>
-            <w:proofErr w:type="gramStart"/>
-            <w:r>
-              <w:t>zeroes  as</w:t>
-            </w:r>
-            <w:proofErr w:type="gramEnd"/>
-            <w:r>
-              <w:t xml:space="preserve"> a start</w:t>
-            </w:r>
-          </w:p>
-          <w:p>
-            <w:pPr>
-              <w:tabs>
-                <w:tab w:val="left" w:pos="1095"/>
-              </w:tabs>
-            </w:pPr>
-          </w:p>
-          <w:p>
-            <w:pPr>
-              <w:tabs>
-                <w:tab w:val="left" w:pos="1095"/>
-              </w:tabs>
-            </w:pPr>
-            <w:r>
-              <w:t># Start at the real follower's initial state</w:t>
-            </w:r>
-          </w:p>
-          <w:p>
-            <w:pPr>
-              <w:tabs>
-                <w:tab w:val="left" w:pos="1095"/>
-              </w:tabs>
-            </w:pPr>
-            <w:proofErr w:type="spellStart"/>
-            <w:r>
-              <w:t>sim_</w:t>
-            </w:r>
-            <w:proofErr w:type="gramStart"/>
-            <w:r>
-              <w:t>position</w:t>
-            </w:r>
-            <w:proofErr w:type="spellEnd"/>
-            <w:r>
-              <w:t>[</w:t>
-            </w:r>
-            <w:proofErr w:type="gramEnd"/>
-            <w:r>
-              <w:t xml:space="preserve">0] = </w:t>
-            </w:r>
-            <w:proofErr w:type="spellStart"/>
             <w:r>
               <w:t>data_subset</w:t>
             </w:r>
@@ -2418,82 +2256,41 @@
             </w:r>
             <w:proofErr w:type="spellStart"/>
             <w:r>
-              <w:t>follower_position</w:t>
-            </w:r>
-            <w:proofErr w:type="spellEnd"/>
-            <w:r>
-              <w:t>(m)'</w:t>
+              <w:t>leader_speed</w:t>
+            </w:r>
+            <w:proofErr w:type="spellEnd"/>
+            <w:r>
+              <w:t>(m/s)'</w:t>
             </w:r>
             <w:proofErr w:type="gramStart"/>
             <w:r>
               <w:t>].values</w:t>
             </w:r>
             <w:proofErr w:type="gramEnd"/>
-            <w:r>
-              <w:t>[</w:t>
-            </w:r>
-            <w:proofErr w:type="gramStart"/>
-            <w:r>
-              <w:t>0]        #</w:t>
-            </w:r>
-            <w:proofErr w:type="gramEnd"/>
-            <w:r>
-              <w:t>this makes the starting value [0] same as the follower vehicle position</w:t>
-            </w:r>
-          </w:p>
-          <w:p>
-            <w:pPr>
-              <w:tabs>
-                <w:tab w:val="left" w:pos="1095"/>
-              </w:tabs>
-            </w:pPr>
-            <w:proofErr w:type="spellStart"/>
-            <w:r>
-              <w:t>sim_</w:t>
-            </w:r>
-            <w:proofErr w:type="gramStart"/>
-            <w:r>
-              <w:t>speed</w:t>
-            </w:r>
-            <w:proofErr w:type="spellEnd"/>
-            <w:r>
-              <w:t>[</w:t>
-            </w:r>
-            <w:proofErr w:type="gramEnd"/>
-            <w:r>
-              <w:t xml:space="preserve">0] = </w:t>
-            </w:r>
-            <w:proofErr w:type="spellStart"/>
-            <w:r>
-              <w:t>data_subset</w:t>
-            </w:r>
-            <w:proofErr w:type="spellEnd"/>
-            <w:r>
-              <w:t>['</w:t>
-            </w:r>
-            <w:proofErr w:type="spellStart"/>
-            <w:r>
-              <w:t>follower_speed</w:t>
-            </w:r>
-            <w:proofErr w:type="spellEnd"/>
-            <w:r>
-              <w:t>(m/s)'</w:t>
-            </w:r>
-            <w:proofErr w:type="gramStart"/>
-            <w:r>
-              <w:t>].values</w:t>
-            </w:r>
-            <w:proofErr w:type="gramEnd"/>
-            <w:r>
-              <w:t>[</w:t>
-            </w:r>
-            <w:proofErr w:type="gramStart"/>
-            <w:r>
-              <w:t>0]        #</w:t>
-            </w:r>
-            <w:proofErr w:type="gramEnd"/>
-            <w:r>
-              <w:t>this makes the starting value [0] same as the follower vehicle speed</w:t>
+          </w:p>
+          <w:p/>
+          <w:p>
+            <w:r>
+              <w:t># Identifying the time step in our data</w:t>
+            </w:r>
+          </w:p>
+          <w:p>
+            <w:r>
+              <w:t>dt = 0.1 #seconds</w:t>
+            </w:r>
+          </w:p>
+          <w:p/>
+          <w:p>
+            <w:r>
+              <w:t>print(</w:t>
+            </w:r>
+            <w:proofErr w:type="spellStart"/>
+            <w:r>
+              <w:t>time_data</w:t>
+            </w:r>
+            <w:proofErr w:type="spellEnd"/>
+            <w:r>
+              <w:t>)</w:t>
             </w:r>
           </w:p>
         </w:tc>
@@ -2503,18 +2300,21 @@
           </w:tcPr>
           <w:p>
             <w:r>
-              <w:t>This code block sets the parameters for the simulation</w:t>
-            </w:r>
-            <w:r>
-              <w:t xml:space="preserve">, initializes arrays to store the simulation results, and starts at the real </w:t>
-            </w:r>
-            <w:proofErr w:type="gramStart"/>
-            <w:r>
-              <w:t>followers</w:t>
-            </w:r>
-            <w:proofErr w:type="gramEnd"/>
-            <w:r>
-              <w:t xml:space="preserve"> initial state. </w:t>
+              <w:t xml:space="preserve">This function </w:t>
+            </w:r>
+            <w:r>
+              <w:t xml:space="preserve">loads the NGSIM data to get the </w:t>
+            </w:r>
+            <w:proofErr w:type="gramStart"/>
+            <w:r>
+              <w:t>leader</w:t>
+            </w:r>
+            <w:proofErr w:type="gramEnd"/>
+            <w:r>
+              <w:t xml:space="preserve"> vehicle trajectory</w:t>
+            </w:r>
+            <w:r>
+              <w:t xml:space="preserve">. </w:t>
             </w:r>
           </w:p>
         </w:tc>
@@ -2525,53 +2325,115 @@
             <w:tcW w:w="7366" w:type="dxa"/>
           </w:tcPr>
           <w:p>
-            <w:r>
-              <w:t># Run the IDM simulation</w:t>
-            </w:r>
-          </w:p>
-          <w:p>
-            <w:r>
-              <w:t xml:space="preserve"># We loop through </w:t>
-            </w:r>
-            <w:proofErr w:type="gramStart"/>
-            <w:r>
-              <w:t>each time</w:t>
-            </w:r>
-            <w:proofErr w:type="gramEnd"/>
-            <w:r>
-              <w:t xml:space="preserve"> step and calculate:</w:t>
-            </w:r>
-          </w:p>
-          <w:p>
-            <w:r>
-              <w:t>#   1. The gap between the leader and follower</w:t>
-            </w:r>
-          </w:p>
-          <w:p>
-            <w:r>
-              <w:t>#   2. The speed difference between the two vehicles</w:t>
-            </w:r>
-          </w:p>
-          <w:p>
-            <w:r>
-              <w:t>#   3. The IDM acceleration</w:t>
-            </w:r>
-          </w:p>
-          <w:p>
-            <w:r>
-              <w:t xml:space="preserve">#   4. The updated speed </w:t>
-            </w:r>
-            <w:proofErr w:type="gramStart"/>
-            <w:r>
-              <w:t>using:</w:t>
-            </w:r>
-            <w:proofErr w:type="gramEnd"/>
-            <w:r>
-              <w:t xml:space="preserve"> </w:t>
-            </w:r>
-            <w:proofErr w:type="spellStart"/>
-            <w:r>
-              <w:t>new_speed</w:t>
+            <w:pPr>
+              <w:tabs>
+                <w:tab w:val="left" w:pos="1095"/>
+              </w:tabs>
+            </w:pPr>
+            <w:r>
+              <w:tab/>
+              <w:t># Set the IDM parameters</w:t>
+            </w:r>
+          </w:p>
+          <w:p>
+            <w:pPr>
+              <w:tabs>
+                <w:tab w:val="left" w:pos="1095"/>
+              </w:tabs>
+            </w:pPr>
+            <w:r>
+              <w:t>v0 = 30    # desired velocity (m/s)</w:t>
+            </w:r>
+          </w:p>
+          <w:p>
+            <w:pPr>
+              <w:tabs>
+                <w:tab w:val="left" w:pos="1095"/>
+              </w:tabs>
+            </w:pPr>
+            <w:r>
+              <w:t>s0 = 2     # minimum spacing (m)</w:t>
+            </w:r>
+          </w:p>
+          <w:p>
+            <w:pPr>
+              <w:tabs>
+                <w:tab w:val="left" w:pos="1095"/>
+              </w:tabs>
+            </w:pPr>
+            <w:r>
+              <w:t>T = 1.5    # desired time headway (s)</w:t>
+            </w:r>
+          </w:p>
+          <w:p>
+            <w:pPr>
+              <w:tabs>
+                <w:tab w:val="left" w:pos="1095"/>
+              </w:tabs>
+            </w:pPr>
+            <w:proofErr w:type="spellStart"/>
+            <w:r>
+              <w:t>a_param</w:t>
+            </w:r>
+            <w:proofErr w:type="spellEnd"/>
+            <w:r>
+              <w:t xml:space="preserve"> = 1.0    # maximum acceleration (m/s^2)  </w:t>
+            </w:r>
+          </w:p>
+          <w:p>
+            <w:pPr>
+              <w:tabs>
+                <w:tab w:val="left" w:pos="1095"/>
+              </w:tabs>
+            </w:pPr>
+            <w:r>
+              <w:t>b = 1.5    # comfortable deceleration (m/s^2)</w:t>
+            </w:r>
+          </w:p>
+          <w:p>
+            <w:pPr>
+              <w:tabs>
+                <w:tab w:val="left" w:pos="1095"/>
+              </w:tabs>
+            </w:pPr>
+            <w:r>
+              <w:t xml:space="preserve">delta = </w:t>
+            </w:r>
+            <w:proofErr w:type="gramStart"/>
+            <w:r>
+              <w:t>4  #</w:t>
+            </w:r>
+            <w:proofErr w:type="gramEnd"/>
+            <w:r>
+              <w:t xml:space="preserve"> acceleration exponent</w:t>
+            </w:r>
+          </w:p>
+          <w:p>
+            <w:pPr>
+              <w:tabs>
+                <w:tab w:val="left" w:pos="1095"/>
+              </w:tabs>
+            </w:pPr>
+          </w:p>
+          <w:p>
+            <w:pPr>
+              <w:tabs>
+                <w:tab w:val="left" w:pos="1095"/>
+              </w:tabs>
+            </w:pPr>
+            <w:r>
+              <w:t># Initialize arrays to store simulation results</w:t>
+            </w:r>
+          </w:p>
+          <w:p>
+            <w:pPr>
+              <w:tabs>
+                <w:tab w:val="left" w:pos="1095"/>
+              </w:tabs>
+            </w:pPr>
+            <w:proofErr w:type="spellStart"/>
+            <w:r>
+              <w:t>n_steps</w:t>
             </w:r>
             <w:proofErr w:type="spellEnd"/>
             <w:r>
@@ -2579,345 +2441,302 @@
             </w:r>
             <w:proofErr w:type="spellStart"/>
             <w:r>
-              <w:t>old_speed</w:t>
-            </w:r>
-            <w:proofErr w:type="spellEnd"/>
-            <w:r>
-              <w:t xml:space="preserve"> + acceleration * dt</w:t>
-            </w:r>
-          </w:p>
-          <w:p>
+              <w:t>len</w:t>
+            </w:r>
+            <w:proofErr w:type="spellEnd"/>
+            <w:r>
+              <w:t>(</w:t>
+            </w:r>
+            <w:proofErr w:type="spellStart"/>
+            <w:r>
+              <w:t>time_</w:t>
+            </w:r>
+            <w:proofErr w:type="gramStart"/>
+            <w:r>
+              <w:t>data</w:t>
+            </w:r>
+            <w:proofErr w:type="spellEnd"/>
+            <w:r>
+              <w:t xml:space="preserve">)   </w:t>
+            </w:r>
+            <w:proofErr w:type="gramEnd"/>
+            <w:r>
+              <w:t xml:space="preserve">      # number of simulation steps we will take, which will be equal to the length of the trajectory data</w:t>
+            </w:r>
+          </w:p>
+          <w:p>
+            <w:pPr>
+              <w:tabs>
+                <w:tab w:val="left" w:pos="1095"/>
+              </w:tabs>
+            </w:pPr>
+            <w:proofErr w:type="spellStart"/>
             <w:r>
               <w:lastRenderedPageBreak/>
-              <w:t xml:space="preserve">#   5. The updated position </w:t>
-            </w:r>
-            <w:proofErr w:type="gramStart"/>
-            <w:r>
-              <w:t>using:</w:t>
-            </w:r>
-            <w:proofErr w:type="gramEnd"/>
-            <w:r>
-              <w:t xml:space="preserve"> </w:t>
-            </w:r>
-            <w:proofErr w:type="spellStart"/>
-            <w:r>
-              <w:t>new_position</w:t>
+              <w:t>sim_position</w:t>
             </w:r>
             <w:proofErr w:type="spellEnd"/>
             <w:r>
               <w:t xml:space="preserve"> = </w:t>
             </w:r>
             <w:proofErr w:type="spellStart"/>
-            <w:r>
-              <w:t>old_position</w:t>
-            </w:r>
-            <w:proofErr w:type="spellEnd"/>
-            <w:r>
-              <w:t xml:space="preserve"> + speed * dt</w:t>
-            </w:r>
-          </w:p>
-          <w:p/>
-          <w:p>
-            <w:r>
-              <w:t xml:space="preserve">for </w:t>
-            </w:r>
-            <w:proofErr w:type="spellStart"/>
-            <w:r>
-              <w:t>i</w:t>
-            </w:r>
-            <w:proofErr w:type="spellEnd"/>
-            <w:r>
-              <w:t xml:space="preserve"> in </w:t>
-            </w:r>
-            <w:proofErr w:type="gramStart"/>
-            <w:r>
-              <w:t>range(</w:t>
-            </w:r>
-            <w:proofErr w:type="spellStart"/>
-            <w:proofErr w:type="gramEnd"/>
-            <w:r>
-              <w:t>n_steps</w:t>
-            </w:r>
-            <w:proofErr w:type="spellEnd"/>
-            <w:r>
-              <w:t xml:space="preserve"> - 1</w:t>
-            </w:r>
-            <w:proofErr w:type="gramStart"/>
-            <w:r>
-              <w:t>): #</w:t>
-            </w:r>
-            <w:proofErr w:type="gramEnd"/>
-            <w:r>
-              <w:t xml:space="preserve"> we do -1 since the first element is known (remember the step above) </w:t>
-            </w:r>
-          </w:p>
-          <w:p/>
-          <w:p>
-            <w:r>
-              <w:t xml:space="preserve">    # Step 1 &amp; 2: Calculate the gap and speed difference </w:t>
-            </w:r>
-            <w:proofErr w:type="gramStart"/>
-            <w:r>
-              <w:t>at this time</w:t>
-            </w:r>
-            <w:proofErr w:type="gramEnd"/>
-            <w:r>
-              <w:t xml:space="preserve"> step</w:t>
-            </w:r>
-          </w:p>
-          <w:p>
-            <w:r>
-              <w:t xml:space="preserve">    gap = max(</w:t>
-            </w:r>
-            <w:proofErr w:type="spellStart"/>
-            <w:r>
-              <w:t>leader_position</w:t>
+            <w:proofErr w:type="gramStart"/>
+            <w:r>
+              <w:t>np.zeros</w:t>
+            </w:r>
+            <w:proofErr w:type="spellEnd"/>
+            <w:proofErr w:type="gramEnd"/>
+            <w:r>
+              <w:t>(</w:t>
+            </w:r>
+            <w:proofErr w:type="spellStart"/>
+            <w:r>
+              <w:t>n_</w:t>
+            </w:r>
+            <w:proofErr w:type="gramStart"/>
+            <w:r>
+              <w:t>steps</w:t>
+            </w:r>
+            <w:proofErr w:type="spellEnd"/>
+            <w:r>
+              <w:t xml:space="preserve">)   </w:t>
+            </w:r>
+            <w:proofErr w:type="gramEnd"/>
+            <w:r>
+              <w:t xml:space="preserve">      # simulated follower position; we will create a vector with all </w:t>
+            </w:r>
+            <w:proofErr w:type="gramStart"/>
+            <w:r>
+              <w:t>zeroes  as</w:t>
+            </w:r>
+            <w:proofErr w:type="gramEnd"/>
+            <w:r>
+              <w:t xml:space="preserve"> a start</w:t>
+            </w:r>
+          </w:p>
+          <w:p>
+            <w:pPr>
+              <w:tabs>
+                <w:tab w:val="left" w:pos="1095"/>
+              </w:tabs>
+            </w:pPr>
+            <w:proofErr w:type="spellStart"/>
+            <w:r>
+              <w:t>sim_speed</w:t>
+            </w:r>
+            <w:proofErr w:type="spellEnd"/>
+            <w:r>
+              <w:t xml:space="preserve"> = </w:t>
+            </w:r>
+            <w:proofErr w:type="spellStart"/>
+            <w:proofErr w:type="gramStart"/>
+            <w:r>
+              <w:t>np.zeros</w:t>
+            </w:r>
+            <w:proofErr w:type="spellEnd"/>
+            <w:proofErr w:type="gramEnd"/>
+            <w:r>
+              <w:t>(</w:t>
+            </w:r>
+            <w:proofErr w:type="spellStart"/>
+            <w:r>
+              <w:t>n_</w:t>
+            </w:r>
+            <w:proofErr w:type="gramStart"/>
+            <w:r>
+              <w:t>steps</w:t>
+            </w:r>
+            <w:proofErr w:type="spellEnd"/>
+            <w:r>
+              <w:t xml:space="preserve">)   </w:t>
+            </w:r>
+            <w:proofErr w:type="gramEnd"/>
+            <w:r>
+              <w:t xml:space="preserve">      # simulated follower speed; we will create a vector with all </w:t>
+            </w:r>
+            <w:proofErr w:type="gramStart"/>
+            <w:r>
+              <w:t>zeroes  as</w:t>
+            </w:r>
+            <w:proofErr w:type="gramEnd"/>
+            <w:r>
+              <w:t xml:space="preserve"> a start</w:t>
+            </w:r>
+          </w:p>
+          <w:p>
+            <w:pPr>
+              <w:tabs>
+                <w:tab w:val="left" w:pos="1095"/>
+              </w:tabs>
+            </w:pPr>
+            <w:proofErr w:type="spellStart"/>
+            <w:r>
+              <w:t>sim_acc</w:t>
+            </w:r>
+            <w:proofErr w:type="spellEnd"/>
+            <w:r>
+              <w:t xml:space="preserve"> = </w:t>
+            </w:r>
+            <w:proofErr w:type="spellStart"/>
+            <w:proofErr w:type="gramStart"/>
+            <w:r>
+              <w:t>np.zeros</w:t>
+            </w:r>
+            <w:proofErr w:type="spellEnd"/>
+            <w:proofErr w:type="gramEnd"/>
+            <w:r>
+              <w:t>(</w:t>
+            </w:r>
+            <w:proofErr w:type="spellStart"/>
+            <w:r>
+              <w:t>n_</w:t>
+            </w:r>
+            <w:proofErr w:type="gramStart"/>
+            <w:r>
+              <w:t>steps</w:t>
+            </w:r>
+            <w:proofErr w:type="spellEnd"/>
+            <w:r>
+              <w:t xml:space="preserve">)   </w:t>
+            </w:r>
+            <w:proofErr w:type="gramEnd"/>
+            <w:r>
+              <w:t xml:space="preserve">      # simulated follower acceleration; we will create a vector with all </w:t>
+            </w:r>
+            <w:proofErr w:type="gramStart"/>
+            <w:r>
+              <w:t>zeroes  as</w:t>
+            </w:r>
+            <w:proofErr w:type="gramEnd"/>
+            <w:r>
+              <w:t xml:space="preserve"> a start</w:t>
+            </w:r>
+          </w:p>
+          <w:p>
+            <w:pPr>
+              <w:tabs>
+                <w:tab w:val="left" w:pos="1095"/>
+              </w:tabs>
+            </w:pPr>
+          </w:p>
+          <w:p>
+            <w:pPr>
+              <w:tabs>
+                <w:tab w:val="left" w:pos="1095"/>
+              </w:tabs>
+            </w:pPr>
+            <w:r>
+              <w:t># Start at the real follower's initial state</w:t>
+            </w:r>
+          </w:p>
+          <w:p>
+            <w:pPr>
+              <w:tabs>
+                <w:tab w:val="left" w:pos="1095"/>
+              </w:tabs>
+            </w:pPr>
+            <w:proofErr w:type="spellStart"/>
+            <w:r>
+              <w:t>sim_</w:t>
+            </w:r>
+            <w:proofErr w:type="gramStart"/>
+            <w:r>
+              <w:t>position</w:t>
             </w:r>
             <w:proofErr w:type="spellEnd"/>
             <w:r>
               <w:t>[</w:t>
             </w:r>
-            <w:proofErr w:type="spellStart"/>
-            <w:r>
-              <w:t>i</w:t>
-            </w:r>
-            <w:proofErr w:type="spellEnd"/>
-            <w:r>
-              <w:t xml:space="preserve">] - </w:t>
-            </w:r>
-            <w:proofErr w:type="spellStart"/>
-            <w:r>
-              <w:t>sim_position</w:t>
-            </w:r>
-            <w:proofErr w:type="spellEnd"/>
+            <w:proofErr w:type="gramEnd"/>
+            <w:r>
+              <w:t xml:space="preserve">0] = </w:t>
+            </w:r>
+            <w:proofErr w:type="spellStart"/>
+            <w:r>
+              <w:t>data_subset</w:t>
+            </w:r>
+            <w:proofErr w:type="spellEnd"/>
+            <w:r>
+              <w:t>['</w:t>
+            </w:r>
+            <w:proofErr w:type="spellStart"/>
+            <w:r>
+              <w:t>follower_position</w:t>
+            </w:r>
+            <w:proofErr w:type="spellEnd"/>
+            <w:r>
+              <w:t>(m)'</w:t>
+            </w:r>
+            <w:proofErr w:type="gramStart"/>
+            <w:r>
+              <w:t>].values</w:t>
+            </w:r>
+            <w:proofErr w:type="gramEnd"/>
             <w:r>
               <w:t>[</w:t>
             </w:r>
-            <w:proofErr w:type="spellStart"/>
-            <w:r>
-              <w:t>i</w:t>
-            </w:r>
-            <w:proofErr w:type="spellEnd"/>
-            <w:r>
-              <w:t>], 0.1)</w:t>
-            </w:r>
-          </w:p>
-          <w:p>
-            <w:r>
-              <w:t xml:space="preserve">    </w:t>
-            </w:r>
-            <w:proofErr w:type="spellStart"/>
-            <w:r>
-              <w:t>delta_v</w:t>
-            </w:r>
-            <w:proofErr w:type="spellEnd"/>
-            <w:r>
-              <w:t xml:space="preserve"> = </w:t>
-            </w:r>
-            <w:proofErr w:type="spellStart"/>
-            <w:r>
-              <w:t>sim_speed</w:t>
+            <w:proofErr w:type="gramStart"/>
+            <w:r>
+              <w:t>0]        #</w:t>
+            </w:r>
+            <w:proofErr w:type="gramEnd"/>
+            <w:r>
+              <w:t>this makes the starting value [0] same as the follower vehicle position</w:t>
+            </w:r>
+          </w:p>
+          <w:p>
+            <w:pPr>
+              <w:tabs>
+                <w:tab w:val="left" w:pos="1095"/>
+              </w:tabs>
+            </w:pPr>
+            <w:proofErr w:type="spellStart"/>
+            <w:r>
+              <w:t>sim_</w:t>
+            </w:r>
+            <w:proofErr w:type="gramStart"/>
+            <w:r>
+              <w:t>speed</w:t>
             </w:r>
             <w:proofErr w:type="spellEnd"/>
             <w:r>
               <w:t>[</w:t>
             </w:r>
-            <w:proofErr w:type="spellStart"/>
-            <w:r>
-              <w:t>i</w:t>
-            </w:r>
-            <w:proofErr w:type="spellEnd"/>
-            <w:r>
-              <w:t xml:space="preserve">] - </w:t>
-            </w:r>
-            <w:proofErr w:type="spellStart"/>
-            <w:r>
-              <w:t>leader_speed</w:t>
-            </w:r>
-            <w:proofErr w:type="spellEnd"/>
-            <w:r>
-              <w:t xml:space="preserve"> [</w:t>
-            </w:r>
-            <w:proofErr w:type="spellStart"/>
-            <w:r>
-              <w:t>i</w:t>
-            </w:r>
-            <w:proofErr w:type="spellEnd"/>
-            <w:r>
-              <w:t>]</w:t>
-            </w:r>
-          </w:p>
-          <w:p/>
-          <w:p>
-            <w:r>
-              <w:t xml:space="preserve">    # Step 3: Use the IDM function to calculate acceleration</w:t>
-            </w:r>
-          </w:p>
-          <w:p>
-            <w:r>
-              <w:t xml:space="preserve">    </w:t>
-            </w:r>
-            <w:proofErr w:type="spellStart"/>
-            <w:r>
-              <w:t>sim_acc</w:t>
-            </w:r>
-            <w:proofErr w:type="spellEnd"/>
+            <w:proofErr w:type="gramEnd"/>
+            <w:r>
+              <w:t xml:space="preserve">0] = </w:t>
+            </w:r>
+            <w:proofErr w:type="spellStart"/>
+            <w:r>
+              <w:t>data_subset</w:t>
+            </w:r>
+            <w:proofErr w:type="spellEnd"/>
+            <w:r>
+              <w:t>['</w:t>
+            </w:r>
+            <w:proofErr w:type="spellStart"/>
+            <w:r>
+              <w:t>follower_speed</w:t>
+            </w:r>
+            <w:proofErr w:type="spellEnd"/>
+            <w:r>
+              <w:t>(m/s)'</w:t>
+            </w:r>
+            <w:proofErr w:type="gramStart"/>
+            <w:r>
+              <w:t>].values</w:t>
+            </w:r>
+            <w:proofErr w:type="gramEnd"/>
             <w:r>
               <w:t>[</w:t>
             </w:r>
-            <w:proofErr w:type="spellStart"/>
-            <w:r>
-              <w:t>i</w:t>
-            </w:r>
-            <w:proofErr w:type="spellEnd"/>
-            <w:r>
-              <w:t xml:space="preserve">] = </w:t>
-            </w:r>
-            <w:proofErr w:type="spellStart"/>
-            <w:r>
-              <w:t>idm_acceleration</w:t>
-            </w:r>
-            <w:proofErr w:type="spellEnd"/>
-            <w:r>
-              <w:t>(</w:t>
-            </w:r>
-            <w:proofErr w:type="spellStart"/>
-            <w:r>
-              <w:t>sim_speed</w:t>
-            </w:r>
-            <w:proofErr w:type="spellEnd"/>
-            <w:r>
-              <w:t>[</w:t>
-            </w:r>
-            <w:proofErr w:type="spellStart"/>
-            <w:r>
-              <w:t>i</w:t>
-            </w:r>
-            <w:proofErr w:type="spellEnd"/>
-            <w:r>
-              <w:t xml:space="preserve">], gap, </w:t>
-            </w:r>
-            <w:proofErr w:type="spellStart"/>
-            <w:r>
-              <w:t>delta_v</w:t>
-            </w:r>
-            <w:proofErr w:type="spellEnd"/>
-            <w:r>
-              <w:t>, v0, s0, T, a, b, delta)</w:t>
-            </w:r>
-          </w:p>
-          <w:p/>
-          <w:p>
-            <w:r>
-              <w:t xml:space="preserve">    # Step 4 &amp; 5: Update speed and position for the </w:t>
-            </w:r>
-            <w:proofErr w:type="gramStart"/>
-            <w:r>
-              <w:t>next time</w:t>
-            </w:r>
-            <w:proofErr w:type="gramEnd"/>
-            <w:r>
-              <w:t xml:space="preserve"> step</w:t>
-            </w:r>
-          </w:p>
-          <w:p>
-            <w:r>
-              <w:t xml:space="preserve">    </w:t>
-            </w:r>
-            <w:proofErr w:type="spellStart"/>
-            <w:r>
-              <w:t>sim_speed</w:t>
-            </w:r>
-            <w:proofErr w:type="spellEnd"/>
-            <w:r>
-              <w:t>[i+1] = max(</w:t>
-            </w:r>
-            <w:proofErr w:type="spellStart"/>
-            <w:r>
-              <w:t>sim_speed</w:t>
-            </w:r>
-            <w:proofErr w:type="spellEnd"/>
-            <w:r>
-              <w:t>[</w:t>
-            </w:r>
-            <w:proofErr w:type="spellStart"/>
-            <w:r>
-              <w:t>i</w:t>
-            </w:r>
-            <w:proofErr w:type="spellEnd"/>
-            <w:r>
-              <w:t xml:space="preserve">] + </w:t>
-            </w:r>
-            <w:proofErr w:type="spellStart"/>
-            <w:r>
-              <w:t>sim_acc</w:t>
-            </w:r>
-            <w:proofErr w:type="spellEnd"/>
-            <w:r>
-              <w:t>[</w:t>
-            </w:r>
-            <w:proofErr w:type="spellStart"/>
-            <w:r>
-              <w:t>i</w:t>
-            </w:r>
-            <w:proofErr w:type="spellEnd"/>
-            <w:r>
-              <w:t>]* dt, 0)</w:t>
-            </w:r>
-          </w:p>
-          <w:p>
-            <w:r>
-              <w:t xml:space="preserve">    </w:t>
-            </w:r>
-            <w:proofErr w:type="spellStart"/>
-            <w:r>
-              <w:t>sim_position</w:t>
-            </w:r>
-            <w:proofErr w:type="spellEnd"/>
-            <w:r>
-              <w:t xml:space="preserve">[i+1] = </w:t>
-            </w:r>
-            <w:proofErr w:type="spellStart"/>
-            <w:r>
-              <w:t>sim_position</w:t>
-            </w:r>
-            <w:proofErr w:type="spellEnd"/>
-            <w:r>
-              <w:t>[</w:t>
-            </w:r>
-            <w:proofErr w:type="spellStart"/>
-            <w:r>
-              <w:t>i</w:t>
-            </w:r>
-            <w:proofErr w:type="spellEnd"/>
-            <w:r>
-              <w:t xml:space="preserve">] + </w:t>
-            </w:r>
-            <w:proofErr w:type="spellStart"/>
-            <w:r>
-              <w:t>sim_speed</w:t>
-            </w:r>
-            <w:proofErr w:type="spellEnd"/>
-            <w:r>
-              <w:t>[</w:t>
-            </w:r>
-            <w:proofErr w:type="spellStart"/>
-            <w:r>
-              <w:t>i</w:t>
-            </w:r>
-            <w:proofErr w:type="spellEnd"/>
-            <w:r>
-              <w:t>]* dt</w:t>
-            </w:r>
-          </w:p>
-          <w:p>
-            <w:proofErr w:type="gramStart"/>
-            <w:r>
-              <w:t>print(</w:t>
-            </w:r>
-            <w:proofErr w:type="gramEnd"/>
-            <w:r>
-              <w:t>"Simulation complete!")</w:t>
+            <w:proofErr w:type="gramStart"/>
+            <w:r>
+              <w:t>0]        #</w:t>
+            </w:r>
+            <w:proofErr w:type="gramEnd"/>
+            <w:r>
+              <w:t>this makes the starting value [0] same as the follower vehicle speed</w:t>
             </w:r>
           </w:p>
         </w:tc>
@@ -2928,13 +2747,18 @@
           <w:p>
             <w:r>
               <w:lastRenderedPageBreak/>
-              <w:t xml:space="preserve">This code block runs the IDM simulation and </w:t>
-            </w:r>
-            <w:r>
-              <w:t>tells the user that the simulation is complete</w:t>
-            </w:r>
-            <w:r>
-              <w:t xml:space="preserve">. </w:t>
+              <w:t>This code block sets the parameters for the simulation</w:t>
+            </w:r>
+            <w:r>
+              <w:t xml:space="preserve">, initializes arrays to store the simulation results, and starts at the real </w:t>
+            </w:r>
+            <w:proofErr w:type="gramStart"/>
+            <w:r>
+              <w:t>followers</w:t>
+            </w:r>
+            <w:proofErr w:type="gramEnd"/>
+            <w:r>
+              <w:t xml:space="preserve"> initial state. </w:t>
             </w:r>
           </w:p>
         </w:tc>
@@ -2946,388 +2770,397 @@
           </w:tcPr>
           <w:p>
             <w:r>
-              <w:t># Plot: Acceleration vs Time — Comparing Leader, Real Follower, and IDM Follower</w:t>
-            </w:r>
-          </w:p>
-          <w:p>
-            <w:proofErr w:type="spellStart"/>
-            <w:proofErr w:type="gramStart"/>
-            <w:r>
-              <w:t>plt.figure</w:t>
-            </w:r>
-            <w:proofErr w:type="spellEnd"/>
-            <w:proofErr w:type="gramEnd"/>
+              <w:t># Run the IDM simulation</w:t>
+            </w:r>
+          </w:p>
+          <w:p>
+            <w:r>
+              <w:t xml:space="preserve"># We loop through </w:t>
+            </w:r>
+            <w:proofErr w:type="gramStart"/>
+            <w:r>
+              <w:t>each time</w:t>
+            </w:r>
+            <w:proofErr w:type="gramEnd"/>
+            <w:r>
+              <w:t xml:space="preserve"> step and calculate:</w:t>
+            </w:r>
+          </w:p>
+          <w:p>
+            <w:r>
+              <w:t>#   1. The gap between the leader and follower</w:t>
+            </w:r>
+          </w:p>
+          <w:p>
+            <w:r>
+              <w:t>#   2. The speed difference between the two vehicles</w:t>
+            </w:r>
+          </w:p>
+          <w:p>
+            <w:r>
+              <w:t>#   3. The IDM acceleration</w:t>
+            </w:r>
+          </w:p>
+          <w:p>
+            <w:r>
+              <w:t xml:space="preserve">#   4. The updated speed </w:t>
+            </w:r>
+            <w:proofErr w:type="gramStart"/>
+            <w:r>
+              <w:t>using:</w:t>
+            </w:r>
+            <w:proofErr w:type="gramEnd"/>
+            <w:r>
+              <w:t xml:space="preserve"> </w:t>
+            </w:r>
+            <w:proofErr w:type="spellStart"/>
+            <w:r>
+              <w:t>new_speed</w:t>
+            </w:r>
+            <w:proofErr w:type="spellEnd"/>
+            <w:r>
+              <w:t xml:space="preserve"> = </w:t>
+            </w:r>
+            <w:proofErr w:type="spellStart"/>
+            <w:r>
+              <w:t>old_speed</w:t>
+            </w:r>
+            <w:proofErr w:type="spellEnd"/>
+            <w:r>
+              <w:t xml:space="preserve"> + acceleration * dt</w:t>
+            </w:r>
+          </w:p>
+          <w:p>
+            <w:r>
+              <w:t xml:space="preserve">#   5. The updated position </w:t>
+            </w:r>
+            <w:proofErr w:type="gramStart"/>
+            <w:r>
+              <w:t>using:</w:t>
+            </w:r>
+            <w:proofErr w:type="gramEnd"/>
+            <w:r>
+              <w:t xml:space="preserve"> </w:t>
+            </w:r>
+            <w:proofErr w:type="spellStart"/>
+            <w:r>
+              <w:t>new_position</w:t>
+            </w:r>
+            <w:proofErr w:type="spellEnd"/>
+            <w:r>
+              <w:t xml:space="preserve"> = </w:t>
+            </w:r>
+            <w:proofErr w:type="spellStart"/>
+            <w:r>
+              <w:t>old_position</w:t>
+            </w:r>
+            <w:proofErr w:type="spellEnd"/>
+            <w:r>
+              <w:t xml:space="preserve"> + speed * dt</w:t>
+            </w:r>
+          </w:p>
+          <w:p/>
+          <w:p>
+            <w:r>
+              <w:t xml:space="preserve">for </w:t>
+            </w:r>
+            <w:proofErr w:type="spellStart"/>
+            <w:r>
+              <w:t>i</w:t>
+            </w:r>
+            <w:proofErr w:type="spellEnd"/>
+            <w:r>
+              <w:t xml:space="preserve"> in </w:t>
+            </w:r>
+            <w:proofErr w:type="gramStart"/>
+            <w:r>
+              <w:t>range(</w:t>
+            </w:r>
+            <w:proofErr w:type="spellStart"/>
+            <w:proofErr w:type="gramEnd"/>
+            <w:r>
+              <w:t>n_steps</w:t>
+            </w:r>
+            <w:proofErr w:type="spellEnd"/>
+            <w:r>
+              <w:t xml:space="preserve"> - 1</w:t>
+            </w:r>
+            <w:proofErr w:type="gramStart"/>
+            <w:r>
+              <w:t>): #</w:t>
+            </w:r>
+            <w:proofErr w:type="gramEnd"/>
+            <w:r>
+              <w:t xml:space="preserve"> we do -1 since the first element is known (remember the step above) </w:t>
+            </w:r>
+          </w:p>
+          <w:p/>
+          <w:p>
+            <w:r>
+              <w:t xml:space="preserve">    # Step 1 &amp; 2: Calculate the gap and speed difference </w:t>
+            </w:r>
+            <w:proofErr w:type="gramStart"/>
+            <w:r>
+              <w:t>at this time</w:t>
+            </w:r>
+            <w:proofErr w:type="gramEnd"/>
+            <w:r>
+              <w:t xml:space="preserve"> step</w:t>
+            </w:r>
+          </w:p>
+          <w:p>
+            <w:r>
+              <w:t xml:space="preserve">    gap = max(</w:t>
+            </w:r>
+            <w:proofErr w:type="spellStart"/>
+            <w:r>
+              <w:t>leader_position</w:t>
+            </w:r>
+            <w:proofErr w:type="spellEnd"/>
+            <w:r>
+              <w:t>[</w:t>
+            </w:r>
+            <w:proofErr w:type="spellStart"/>
+            <w:r>
+              <w:t>i</w:t>
+            </w:r>
+            <w:proofErr w:type="spellEnd"/>
+            <w:r>
+              <w:t xml:space="preserve">] - </w:t>
+            </w:r>
+            <w:proofErr w:type="spellStart"/>
+            <w:r>
+              <w:t>sim_position</w:t>
+            </w:r>
+            <w:proofErr w:type="spellEnd"/>
+            <w:r>
+              <w:t>[</w:t>
+            </w:r>
+            <w:proofErr w:type="spellStart"/>
+            <w:r>
+              <w:t>i</w:t>
+            </w:r>
+            <w:proofErr w:type="spellEnd"/>
+            <w:r>
+              <w:t>], 0.1)</w:t>
+            </w:r>
+          </w:p>
+          <w:p>
+            <w:r>
+              <w:t xml:space="preserve">    </w:t>
+            </w:r>
+            <w:proofErr w:type="spellStart"/>
+            <w:r>
+              <w:t>delta_v</w:t>
+            </w:r>
+            <w:proofErr w:type="spellEnd"/>
+            <w:r>
+              <w:t xml:space="preserve"> = </w:t>
+            </w:r>
+            <w:proofErr w:type="spellStart"/>
+            <w:r>
+              <w:t>sim_speed</w:t>
+            </w:r>
+            <w:proofErr w:type="spellEnd"/>
+            <w:r>
+              <w:t>[</w:t>
+            </w:r>
+            <w:proofErr w:type="spellStart"/>
+            <w:r>
+              <w:t>i</w:t>
+            </w:r>
+            <w:proofErr w:type="spellEnd"/>
+            <w:r>
+              <w:t xml:space="preserve">] - </w:t>
+            </w:r>
+            <w:proofErr w:type="spellStart"/>
+            <w:r>
+              <w:t>leader_speed</w:t>
+            </w:r>
+            <w:proofErr w:type="spellEnd"/>
+            <w:r>
+              <w:t xml:space="preserve"> [</w:t>
+            </w:r>
+            <w:proofErr w:type="spellStart"/>
+            <w:r>
+              <w:t>i</w:t>
+            </w:r>
+            <w:proofErr w:type="spellEnd"/>
+            <w:r>
+              <w:t>]</w:t>
+            </w:r>
+          </w:p>
+          <w:p/>
+          <w:p>
+            <w:r>
+              <w:t xml:space="preserve">    # Step 3: Use the IDM function to calculate acceleration</w:t>
+            </w:r>
+          </w:p>
+          <w:p>
+            <w:r>
+              <w:t xml:space="preserve">    </w:t>
+            </w:r>
+            <w:proofErr w:type="spellStart"/>
+            <w:r>
+              <w:t>sim_acc</w:t>
+            </w:r>
+            <w:proofErr w:type="spellEnd"/>
+            <w:r>
+              <w:t>[</w:t>
+            </w:r>
+            <w:proofErr w:type="spellStart"/>
+            <w:r>
+              <w:t>i</w:t>
+            </w:r>
+            <w:proofErr w:type="spellEnd"/>
+            <w:r>
+              <w:t xml:space="preserve">] = </w:t>
+            </w:r>
+            <w:proofErr w:type="spellStart"/>
+            <w:r>
+              <w:t>idm_acceleration</w:t>
+            </w:r>
+            <w:proofErr w:type="spellEnd"/>
             <w:r>
               <w:t>(</w:t>
             </w:r>
             <w:proofErr w:type="spellStart"/>
             <w:r>
-              <w:t>figsize</w:t>
-            </w:r>
-            <w:proofErr w:type="spellEnd"/>
-            <w:proofErr w:type="gramStart"/>
-            <w:r>
-              <w:t>=(</w:t>
-            </w:r>
-            <w:proofErr w:type="gramEnd"/>
-            <w:r>
-              <w:t>12, 6))</w:t>
+              <w:t>sim_speed</w:t>
+            </w:r>
+            <w:proofErr w:type="spellEnd"/>
+            <w:r>
+              <w:t>[</w:t>
+            </w:r>
+            <w:proofErr w:type="spellStart"/>
+            <w:r>
+              <w:t>i</w:t>
+            </w:r>
+            <w:proofErr w:type="spellEnd"/>
+            <w:r>
+              <w:t xml:space="preserve">], gap, </w:t>
+            </w:r>
+            <w:proofErr w:type="spellStart"/>
+            <w:r>
+              <w:t>delta_v</w:t>
+            </w:r>
+            <w:proofErr w:type="spellEnd"/>
+            <w:r>
+              <w:t>, v0, s0, T, a, b, delta)</w:t>
             </w:r>
           </w:p>
           <w:p/>
           <w:p>
             <w:r>
-              <w:t># Calculate Leader Acceleration (dv/dt)</w:t>
-            </w:r>
-          </w:p>
-          <w:p>
-            <w:proofErr w:type="spellStart"/>
-            <w:r>
-              <w:t>leader_speed_vals</w:t>
-            </w:r>
-            <w:proofErr w:type="spellEnd"/>
-            <w:r>
-              <w:t xml:space="preserve"> = </w:t>
-            </w:r>
-            <w:proofErr w:type="spellStart"/>
-            <w:r>
-              <w:t>data_subset</w:t>
-            </w:r>
-            <w:proofErr w:type="spellEnd"/>
-            <w:r>
-              <w:t>['</w:t>
-            </w:r>
-            <w:proofErr w:type="spellStart"/>
-            <w:r>
-              <w:t>leader_speed</w:t>
-            </w:r>
-            <w:proofErr w:type="spellEnd"/>
-            <w:r>
-              <w:t>(m/s)'</w:t>
-            </w:r>
-            <w:proofErr w:type="gramStart"/>
-            <w:r>
-              <w:t>].values</w:t>
-            </w:r>
-            <w:proofErr w:type="gramEnd"/>
-          </w:p>
-          <w:p>
-            <w:proofErr w:type="spellStart"/>
-            <w:r>
-              <w:t>leader_acc</w:t>
-            </w:r>
-            <w:proofErr w:type="spellEnd"/>
-            <w:r>
-              <w:t xml:space="preserve"> = </w:t>
-            </w:r>
-            <w:proofErr w:type="spellStart"/>
-            <w:proofErr w:type="gramStart"/>
-            <w:r>
-              <w:t>np.diff</w:t>
-            </w:r>
-            <w:proofErr w:type="spellEnd"/>
-            <w:proofErr w:type="gramEnd"/>
-            <w:r>
-              <w:t>(</w:t>
-            </w:r>
-            <w:proofErr w:type="spellStart"/>
-            <w:r>
-              <w:t>leader_speed_vals</w:t>
-            </w:r>
-            <w:proofErr w:type="spellEnd"/>
-            <w:r>
-              <w:t>, prepend=</w:t>
-            </w:r>
-            <w:proofErr w:type="spellStart"/>
-            <w:r>
-              <w:t>leader_speed_</w:t>
-            </w:r>
-            <w:proofErr w:type="gramStart"/>
-            <w:r>
-              <w:t>vals</w:t>
+              <w:t xml:space="preserve">    # Step 4 &amp; 5: Update speed and position for the </w:t>
+            </w:r>
+            <w:proofErr w:type="gramStart"/>
+            <w:r>
+              <w:t>next time</w:t>
+            </w:r>
+            <w:proofErr w:type="gramEnd"/>
+            <w:r>
+              <w:t xml:space="preserve"> step</w:t>
+            </w:r>
+          </w:p>
+          <w:p>
+            <w:r>
+              <w:t xml:space="preserve">    </w:t>
+            </w:r>
+            <w:proofErr w:type="spellStart"/>
+            <w:r>
+              <w:t>sim_speed</w:t>
+            </w:r>
+            <w:proofErr w:type="spellEnd"/>
+            <w:r>
+              <w:t>[i+1] = max(</w:t>
+            </w:r>
+            <w:proofErr w:type="spellStart"/>
+            <w:r>
+              <w:t>sim_speed</w:t>
             </w:r>
             <w:proofErr w:type="spellEnd"/>
             <w:r>
               <w:t>[</w:t>
             </w:r>
-            <w:proofErr w:type="gramEnd"/>
-            <w:r>
-              <w:t>0]) / dt</w:t>
-            </w:r>
-          </w:p>
-          <w:p/>
-          <w:p>
-            <w:r>
-              <w:t># Calculate Real Follower Acceleration (dv/dt)</w:t>
-            </w:r>
-          </w:p>
-          <w:p>
-            <w:proofErr w:type="spellStart"/>
-            <w:r>
-              <w:t>real_speed_vals</w:t>
-            </w:r>
-            <w:proofErr w:type="spellEnd"/>
-            <w:r>
-              <w:t xml:space="preserve"> = </w:t>
-            </w:r>
-            <w:proofErr w:type="spellStart"/>
-            <w:r>
-              <w:t>data_subset</w:t>
-            </w:r>
-            <w:proofErr w:type="spellEnd"/>
-            <w:r>
-              <w:t>['</w:t>
-            </w:r>
-            <w:proofErr w:type="spellStart"/>
-            <w:r>
-              <w:t>follower_speed</w:t>
-            </w:r>
-            <w:proofErr w:type="spellEnd"/>
-            <w:r>
-              <w:t>(m/s)'</w:t>
-            </w:r>
-            <w:proofErr w:type="gramStart"/>
-            <w:r>
-              <w:t>].values</w:t>
-            </w:r>
-            <w:proofErr w:type="gramEnd"/>
-          </w:p>
-          <w:p>
-            <w:proofErr w:type="spellStart"/>
-            <w:r>
-              <w:t>real_acc</w:t>
-            </w:r>
-            <w:proofErr w:type="spellEnd"/>
-            <w:r>
-              <w:t xml:space="preserve"> = </w:t>
-            </w:r>
-            <w:proofErr w:type="spellStart"/>
-            <w:proofErr w:type="gramStart"/>
-            <w:r>
-              <w:t>np.diff</w:t>
-            </w:r>
-            <w:proofErr w:type="spellEnd"/>
-            <w:proofErr w:type="gramEnd"/>
-            <w:r>
-              <w:t>(</w:t>
-            </w:r>
-            <w:proofErr w:type="spellStart"/>
-            <w:r>
-              <w:t>real_speed_vals</w:t>
-            </w:r>
-            <w:proofErr w:type="spellEnd"/>
-            <w:r>
-              <w:t>, prepend=</w:t>
-            </w:r>
-            <w:proofErr w:type="spellStart"/>
-            <w:r>
-              <w:t>real_speed_</w:t>
-            </w:r>
-            <w:proofErr w:type="gramStart"/>
-            <w:r>
-              <w:t>vals</w:t>
+            <w:proofErr w:type="spellStart"/>
+            <w:r>
+              <w:t>i</w:t>
+            </w:r>
+            <w:proofErr w:type="spellEnd"/>
+            <w:r>
+              <w:t xml:space="preserve">] + </w:t>
+            </w:r>
+            <w:proofErr w:type="spellStart"/>
+            <w:r>
+              <w:t>sim_acc</w:t>
             </w:r>
             <w:proofErr w:type="spellEnd"/>
             <w:r>
               <w:t>[</w:t>
             </w:r>
-            <w:proofErr w:type="gramEnd"/>
-            <w:r>
-              <w:t>0]) / dt</w:t>
-            </w:r>
-          </w:p>
-          <w:p/>
-          <w:p>
-            <w:r>
-              <w:t># Plot Leader Acceleration</w:t>
-            </w:r>
-          </w:p>
-          <w:p>
-            <w:proofErr w:type="spellStart"/>
-            <w:proofErr w:type="gramStart"/>
-            <w:r>
-              <w:t>plt.plot</w:t>
-            </w:r>
-            <w:proofErr w:type="spellEnd"/>
-            <w:proofErr w:type="gramEnd"/>
-            <w:r>
-              <w:t>(</w:t>
-            </w:r>
-            <w:proofErr w:type="spellStart"/>
-            <w:r>
-              <w:t>time_data</w:t>
-            </w:r>
-            <w:proofErr w:type="spellEnd"/>
-            <w:r>
-              <w:t xml:space="preserve">, </w:t>
-            </w:r>
-            <w:proofErr w:type="spellStart"/>
-            <w:r>
-              <w:t>leader_acc</w:t>
-            </w:r>
-            <w:proofErr w:type="spellEnd"/>
-            <w:r>
-              <w:t xml:space="preserve">, label='Leader (NGSIM)', color="red", </w:t>
-            </w:r>
-            <w:proofErr w:type="spellStart"/>
-            <w:r>
-              <w:t>linestyle</w:t>
-            </w:r>
-            <w:proofErr w:type="spellEnd"/>
-            <w:proofErr w:type="gramStart"/>
-            <w:r>
-              <w:t>='-</w:t>
-            </w:r>
-            <w:proofErr w:type="gramEnd"/>
-            <w:r>
-              <w:t>-', alpha=0.5)</w:t>
-            </w:r>
-          </w:p>
-          <w:p/>
-          <w:p>
-            <w:r>
-              <w:t># Plot Real Follower Acceleration</w:t>
-            </w:r>
-          </w:p>
-          <w:p>
-            <w:proofErr w:type="spellStart"/>
-            <w:proofErr w:type="gramStart"/>
-            <w:r>
-              <w:t>plt.plot</w:t>
-            </w:r>
-            <w:proofErr w:type="spellEnd"/>
-            <w:proofErr w:type="gramEnd"/>
-            <w:r>
-              <w:t>(</w:t>
-            </w:r>
-            <w:proofErr w:type="spellStart"/>
-            <w:r>
-              <w:t>time_data</w:t>
-            </w:r>
-            <w:proofErr w:type="spellEnd"/>
-            <w:r>
-              <w:t xml:space="preserve">, </w:t>
-            </w:r>
-            <w:proofErr w:type="spellStart"/>
-            <w:r>
-              <w:t>real_acc</w:t>
-            </w:r>
-            <w:proofErr w:type="spellEnd"/>
-            <w:r>
-              <w:t>, label='Follower (NGSIM)', color="blue", alpha=0.6)</w:t>
-            </w:r>
-          </w:p>
-          <w:p/>
-          <w:p>
-            <w:r>
-              <w:t># Plot Simulated Follower Acceleration (already calculated in Step 3 loop)</w:t>
-            </w:r>
-          </w:p>
-          <w:p>
-            <w:proofErr w:type="spellStart"/>
-            <w:proofErr w:type="gramStart"/>
-            <w:r>
-              <w:t>plt.plot</w:t>
-            </w:r>
-            <w:proofErr w:type="spellEnd"/>
-            <w:proofErr w:type="gramEnd"/>
-            <w:r>
-              <w:t>(</w:t>
-            </w:r>
-            <w:proofErr w:type="spellStart"/>
-            <w:r>
-              <w:t>time_data</w:t>
-            </w:r>
-            <w:proofErr w:type="spellEnd"/>
-            <w:r>
-              <w:t xml:space="preserve">, </w:t>
-            </w:r>
-            <w:proofErr w:type="spellStart"/>
-            <w:r>
-              <w:t>sim_acc</w:t>
-            </w:r>
-            <w:proofErr w:type="spellEnd"/>
-            <w:r>
-              <w:t>, label='Simulated Follower (IDM)', color="green", linewidth=2)</w:t>
-            </w:r>
-          </w:p>
-          <w:p/>
-          <w:p>
-            <w:r>
-              <w:t># Formatting the Plot</w:t>
-            </w:r>
-          </w:p>
-          <w:p>
-            <w:proofErr w:type="spellStart"/>
-            <w:proofErr w:type="gramStart"/>
-            <w:r>
-              <w:t>plt.xlabel</w:t>
-            </w:r>
-            <w:proofErr w:type="spellEnd"/>
-            <w:proofErr w:type="gramEnd"/>
-            <w:r>
-              <w:t>('Time (seconds)')</w:t>
-            </w:r>
-          </w:p>
-          <w:p>
-            <w:proofErr w:type="spellStart"/>
-            <w:proofErr w:type="gramStart"/>
-            <w:r>
-              <w:t>plt.ylabel</w:t>
-            </w:r>
-            <w:proofErr w:type="spellEnd"/>
-            <w:proofErr w:type="gramEnd"/>
-            <w:r>
-              <w:t>('Acceleration (m/s²)')</w:t>
-            </w:r>
-          </w:p>
-          <w:p>
-            <w:proofErr w:type="spellStart"/>
-            <w:proofErr w:type="gramStart"/>
-            <w:r>
-              <w:t>plt.title</w:t>
-            </w:r>
-            <w:proofErr w:type="spellEnd"/>
-            <w:proofErr w:type="gramEnd"/>
-            <w:r>
-              <w:t>('Acceleration Comparison: Leader vs. Real vs. Simulation')</w:t>
-            </w:r>
-          </w:p>
-          <w:p>
-            <w:proofErr w:type="spellStart"/>
-            <w:proofErr w:type="gramStart"/>
-            <w:r>
-              <w:t>plt.legend</w:t>
-            </w:r>
-            <w:proofErr w:type="spellEnd"/>
-            <w:proofErr w:type="gramEnd"/>
-            <w:r>
-              <w:t>()</w:t>
-            </w:r>
-          </w:p>
-          <w:p>
-            <w:proofErr w:type="spellStart"/>
-            <w:proofErr w:type="gramStart"/>
-            <w:r>
-              <w:t>plt.grid</w:t>
-            </w:r>
-            <w:proofErr w:type="spellEnd"/>
-            <w:proofErr w:type="gramEnd"/>
-            <w:r>
-              <w:t>(True, alpha=0.3)</w:t>
-            </w:r>
-          </w:p>
-          <w:p/>
-          <w:p>
-            <w:proofErr w:type="spellStart"/>
-            <w:proofErr w:type="gramStart"/>
-            <w:r>
-              <w:t>plt.show</w:t>
-            </w:r>
-            <w:proofErr w:type="spellEnd"/>
-            <w:proofErr w:type="gramEnd"/>
-            <w:r>
-              <w:t>()</w:t>
+            <w:proofErr w:type="spellStart"/>
+            <w:r>
+              <w:t>i</w:t>
+            </w:r>
+            <w:proofErr w:type="spellEnd"/>
+            <w:r>
+              <w:t>]* dt, 0)</w:t>
+            </w:r>
+          </w:p>
+          <w:p>
+            <w:r>
+              <w:t xml:space="preserve">    </w:t>
+            </w:r>
+            <w:proofErr w:type="spellStart"/>
+            <w:r>
+              <w:t>sim_position</w:t>
+            </w:r>
+            <w:proofErr w:type="spellEnd"/>
+            <w:r>
+              <w:t xml:space="preserve">[i+1] = </w:t>
+            </w:r>
+            <w:proofErr w:type="spellStart"/>
+            <w:r>
+              <w:t>sim_position</w:t>
+            </w:r>
+            <w:proofErr w:type="spellEnd"/>
+            <w:r>
+              <w:t>[</w:t>
+            </w:r>
+            <w:proofErr w:type="spellStart"/>
+            <w:r>
+              <w:t>i</w:t>
+            </w:r>
+            <w:proofErr w:type="spellEnd"/>
+            <w:r>
+              <w:t xml:space="preserve">] + </w:t>
+            </w:r>
+            <w:proofErr w:type="spellStart"/>
+            <w:r>
+              <w:t>sim_speed</w:t>
+            </w:r>
+            <w:proofErr w:type="spellEnd"/>
+            <w:r>
+              <w:t>[</w:t>
+            </w:r>
+            <w:proofErr w:type="spellStart"/>
+            <w:r>
+              <w:t>i</w:t>
+            </w:r>
+            <w:proofErr w:type="spellEnd"/>
+            <w:r>
+              <w:t>]* dt</w:t>
+            </w:r>
+          </w:p>
+          <w:p>
+            <w:proofErr w:type="gramStart"/>
+            <w:r>
+              <w:t>print(</w:t>
+            </w:r>
+            <w:proofErr w:type="gramEnd"/>
+            <w:r>
+              <w:t>"Simulation complete!")</w:t>
             </w:r>
           </w:p>
         </w:tc>
@@ -3337,8 +3170,13 @@
           </w:tcPr>
           <w:p>
             <w:r>
-              <w:lastRenderedPageBreak/>
-              <w:t xml:space="preserve">This code block gives the acceleration vs time of the leader, follower, and simulated follower. </w:t>
+              <w:t xml:space="preserve">This code block runs the IDM simulation and </w:t>
+            </w:r>
+            <w:r>
+              <w:t>tells the user that the simulation is complete</w:t>
+            </w:r>
+            <w:r>
+              <w:t xml:space="preserve">. </w:t>
             </w:r>
           </w:p>
         </w:tc>
@@ -3350,6 +3188,415 @@
           </w:tcPr>
           <w:p>
             <w:r>
+              <w:t># Plot: Acceleration vs Time — Comparing Leader, Real Follower, and IDM Follower</w:t>
+            </w:r>
+          </w:p>
+          <w:p>
+            <w:proofErr w:type="spellStart"/>
+            <w:proofErr w:type="gramStart"/>
+            <w:r>
+              <w:t>plt.figure</w:t>
+            </w:r>
+            <w:proofErr w:type="spellEnd"/>
+            <w:proofErr w:type="gramEnd"/>
+            <w:r>
+              <w:t>(</w:t>
+            </w:r>
+            <w:proofErr w:type="spellStart"/>
+            <w:r>
+              <w:t>figsize</w:t>
+            </w:r>
+            <w:proofErr w:type="spellEnd"/>
+            <w:proofErr w:type="gramStart"/>
+            <w:r>
+              <w:t>=(</w:t>
+            </w:r>
+            <w:proofErr w:type="gramEnd"/>
+            <w:r>
+              <w:t>12, 6))</w:t>
+            </w:r>
+          </w:p>
+          <w:p/>
+          <w:p>
+            <w:r>
+              <w:t># Calculate Leader Acceleration (dv/dt)</w:t>
+            </w:r>
+          </w:p>
+          <w:p>
+            <w:proofErr w:type="spellStart"/>
+            <w:r>
+              <w:lastRenderedPageBreak/>
+              <w:t>leader_speed_vals</w:t>
+            </w:r>
+            <w:proofErr w:type="spellEnd"/>
+            <w:r>
+              <w:t xml:space="preserve"> = </w:t>
+            </w:r>
+            <w:proofErr w:type="spellStart"/>
+            <w:r>
+              <w:t>data_subset</w:t>
+            </w:r>
+            <w:proofErr w:type="spellEnd"/>
+            <w:r>
+              <w:t>['</w:t>
+            </w:r>
+            <w:proofErr w:type="spellStart"/>
+            <w:r>
+              <w:t>leader_speed</w:t>
+            </w:r>
+            <w:proofErr w:type="spellEnd"/>
+            <w:r>
+              <w:t>(m/s)'</w:t>
+            </w:r>
+            <w:proofErr w:type="gramStart"/>
+            <w:r>
+              <w:t>].values</w:t>
+            </w:r>
+            <w:proofErr w:type="gramEnd"/>
+          </w:p>
+          <w:p>
+            <w:proofErr w:type="spellStart"/>
+            <w:r>
+              <w:t>leader_acc</w:t>
+            </w:r>
+            <w:proofErr w:type="spellEnd"/>
+            <w:r>
+              <w:t xml:space="preserve"> = </w:t>
+            </w:r>
+            <w:proofErr w:type="spellStart"/>
+            <w:proofErr w:type="gramStart"/>
+            <w:r>
+              <w:t>np.diff</w:t>
+            </w:r>
+            <w:proofErr w:type="spellEnd"/>
+            <w:proofErr w:type="gramEnd"/>
+            <w:r>
+              <w:t>(</w:t>
+            </w:r>
+            <w:proofErr w:type="spellStart"/>
+            <w:r>
+              <w:t>leader_speed_vals</w:t>
+            </w:r>
+            <w:proofErr w:type="spellEnd"/>
+            <w:r>
+              <w:t>, prepend=</w:t>
+            </w:r>
+            <w:proofErr w:type="spellStart"/>
+            <w:r>
+              <w:t>leader_speed_</w:t>
+            </w:r>
+            <w:proofErr w:type="gramStart"/>
+            <w:r>
+              <w:t>vals</w:t>
+            </w:r>
+            <w:proofErr w:type="spellEnd"/>
+            <w:r>
+              <w:t>[</w:t>
+            </w:r>
+            <w:proofErr w:type="gramEnd"/>
+            <w:r>
+              <w:t>0]) / dt</w:t>
+            </w:r>
+          </w:p>
+          <w:p/>
+          <w:p>
+            <w:r>
+              <w:t># Calculate Real Follower Acceleration (dv/dt)</w:t>
+            </w:r>
+          </w:p>
+          <w:p>
+            <w:proofErr w:type="spellStart"/>
+            <w:r>
+              <w:t>real_speed_vals</w:t>
+            </w:r>
+            <w:proofErr w:type="spellEnd"/>
+            <w:r>
+              <w:t xml:space="preserve"> = </w:t>
+            </w:r>
+            <w:proofErr w:type="spellStart"/>
+            <w:r>
+              <w:t>data_subset</w:t>
+            </w:r>
+            <w:proofErr w:type="spellEnd"/>
+            <w:r>
+              <w:t>['</w:t>
+            </w:r>
+            <w:proofErr w:type="spellStart"/>
+            <w:r>
+              <w:t>follower_speed</w:t>
+            </w:r>
+            <w:proofErr w:type="spellEnd"/>
+            <w:r>
+              <w:t>(m/s)'</w:t>
+            </w:r>
+            <w:proofErr w:type="gramStart"/>
+            <w:r>
+              <w:t>].values</w:t>
+            </w:r>
+            <w:proofErr w:type="gramEnd"/>
+          </w:p>
+          <w:p>
+            <w:proofErr w:type="spellStart"/>
+            <w:r>
+              <w:t>real_acc</w:t>
+            </w:r>
+            <w:proofErr w:type="spellEnd"/>
+            <w:r>
+              <w:t xml:space="preserve"> = </w:t>
+            </w:r>
+            <w:proofErr w:type="spellStart"/>
+            <w:proofErr w:type="gramStart"/>
+            <w:r>
+              <w:t>np.diff</w:t>
+            </w:r>
+            <w:proofErr w:type="spellEnd"/>
+            <w:proofErr w:type="gramEnd"/>
+            <w:r>
+              <w:t>(</w:t>
+            </w:r>
+            <w:proofErr w:type="spellStart"/>
+            <w:r>
+              <w:t>real_speed_vals</w:t>
+            </w:r>
+            <w:proofErr w:type="spellEnd"/>
+            <w:r>
+              <w:t>, prepend=</w:t>
+            </w:r>
+            <w:proofErr w:type="spellStart"/>
+            <w:r>
+              <w:t>real_speed_</w:t>
+            </w:r>
+            <w:proofErr w:type="gramStart"/>
+            <w:r>
+              <w:t>vals</w:t>
+            </w:r>
+            <w:proofErr w:type="spellEnd"/>
+            <w:r>
+              <w:t>[</w:t>
+            </w:r>
+            <w:proofErr w:type="gramEnd"/>
+            <w:r>
+              <w:t>0]) / dt</w:t>
+            </w:r>
+          </w:p>
+          <w:p/>
+          <w:p>
+            <w:r>
+              <w:t># Plot Leader Acceleration</w:t>
+            </w:r>
+          </w:p>
+          <w:p>
+            <w:proofErr w:type="spellStart"/>
+            <w:proofErr w:type="gramStart"/>
+            <w:r>
+              <w:t>plt.plot</w:t>
+            </w:r>
+            <w:proofErr w:type="spellEnd"/>
+            <w:proofErr w:type="gramEnd"/>
+            <w:r>
+              <w:t>(</w:t>
+            </w:r>
+            <w:proofErr w:type="spellStart"/>
+            <w:r>
+              <w:t>time_data</w:t>
+            </w:r>
+            <w:proofErr w:type="spellEnd"/>
+            <w:r>
+              <w:t xml:space="preserve">, </w:t>
+            </w:r>
+            <w:proofErr w:type="spellStart"/>
+            <w:r>
+              <w:t>leader_acc</w:t>
+            </w:r>
+            <w:proofErr w:type="spellEnd"/>
+            <w:r>
+              <w:t xml:space="preserve">, label='Leader (NGSIM)', color="red", </w:t>
+            </w:r>
+            <w:proofErr w:type="spellStart"/>
+            <w:r>
+              <w:t>linestyle</w:t>
+            </w:r>
+            <w:proofErr w:type="spellEnd"/>
+            <w:proofErr w:type="gramStart"/>
+            <w:r>
+              <w:t>='-</w:t>
+            </w:r>
+            <w:proofErr w:type="gramEnd"/>
+            <w:r>
+              <w:t>-', alpha=0.5)</w:t>
+            </w:r>
+          </w:p>
+          <w:p/>
+          <w:p>
+            <w:r>
+              <w:t># Plot Real Follower Acceleration</w:t>
+            </w:r>
+          </w:p>
+          <w:p>
+            <w:proofErr w:type="spellStart"/>
+            <w:proofErr w:type="gramStart"/>
+            <w:r>
+              <w:t>plt.plot</w:t>
+            </w:r>
+            <w:proofErr w:type="spellEnd"/>
+            <w:proofErr w:type="gramEnd"/>
+            <w:r>
+              <w:t>(</w:t>
+            </w:r>
+            <w:proofErr w:type="spellStart"/>
+            <w:r>
+              <w:t>time_data</w:t>
+            </w:r>
+            <w:proofErr w:type="spellEnd"/>
+            <w:r>
+              <w:t xml:space="preserve">, </w:t>
+            </w:r>
+            <w:proofErr w:type="spellStart"/>
+            <w:r>
+              <w:t>real_acc</w:t>
+            </w:r>
+            <w:proofErr w:type="spellEnd"/>
+            <w:r>
+              <w:t>, label='Follower (NGSIM)', color="blue", alpha=0.6)</w:t>
+            </w:r>
+          </w:p>
+          <w:p/>
+          <w:p>
+            <w:r>
+              <w:t># Plot Simulated Follower Acceleration (already calculated in Step 3 loop)</w:t>
+            </w:r>
+          </w:p>
+          <w:p>
+            <w:proofErr w:type="spellStart"/>
+            <w:proofErr w:type="gramStart"/>
+            <w:r>
+              <w:t>plt.plot</w:t>
+            </w:r>
+            <w:proofErr w:type="spellEnd"/>
+            <w:proofErr w:type="gramEnd"/>
+            <w:r>
+              <w:t>(</w:t>
+            </w:r>
+            <w:proofErr w:type="spellStart"/>
+            <w:r>
+              <w:t>time_data</w:t>
+            </w:r>
+            <w:proofErr w:type="spellEnd"/>
+            <w:r>
+              <w:t xml:space="preserve">, </w:t>
+            </w:r>
+            <w:proofErr w:type="spellStart"/>
+            <w:r>
+              <w:t>sim_acc</w:t>
+            </w:r>
+            <w:proofErr w:type="spellEnd"/>
+            <w:r>
+              <w:t>, label='Simulated Follower (IDM)', color="green", linewidth=2)</w:t>
+            </w:r>
+          </w:p>
+          <w:p/>
+          <w:p>
+            <w:r>
+              <w:t># Formatting the Plot</w:t>
+            </w:r>
+          </w:p>
+          <w:p>
+            <w:proofErr w:type="spellStart"/>
+            <w:proofErr w:type="gramStart"/>
+            <w:r>
+              <w:t>plt.xlabel</w:t>
+            </w:r>
+            <w:proofErr w:type="spellEnd"/>
+            <w:proofErr w:type="gramEnd"/>
+            <w:r>
+              <w:t>('Time (seconds)')</w:t>
+            </w:r>
+          </w:p>
+          <w:p>
+            <w:proofErr w:type="spellStart"/>
+            <w:proofErr w:type="gramStart"/>
+            <w:r>
+              <w:t>plt.ylabel</w:t>
+            </w:r>
+            <w:proofErr w:type="spellEnd"/>
+            <w:proofErr w:type="gramEnd"/>
+            <w:r>
+              <w:t>('Acceleration (m/s²)')</w:t>
+            </w:r>
+          </w:p>
+          <w:p>
+            <w:proofErr w:type="spellStart"/>
+            <w:proofErr w:type="gramStart"/>
+            <w:r>
+              <w:t>plt.title</w:t>
+            </w:r>
+            <w:proofErr w:type="spellEnd"/>
+            <w:proofErr w:type="gramEnd"/>
+            <w:r>
+              <w:t>('Acceleration Comparison: Leader vs. Real vs. Simulation')</w:t>
+            </w:r>
+          </w:p>
+          <w:p>
+            <w:proofErr w:type="spellStart"/>
+            <w:proofErr w:type="gramStart"/>
+            <w:r>
+              <w:t>plt.legend</w:t>
+            </w:r>
+            <w:proofErr w:type="spellEnd"/>
+            <w:proofErr w:type="gramEnd"/>
+            <w:r>
+              <w:t>()</w:t>
+            </w:r>
+          </w:p>
+          <w:p>
+            <w:proofErr w:type="spellStart"/>
+            <w:proofErr w:type="gramStart"/>
+            <w:r>
+              <w:t>plt.grid</w:t>
+            </w:r>
+            <w:proofErr w:type="spellEnd"/>
+            <w:proofErr w:type="gramEnd"/>
+            <w:r>
+              <w:t>(True, alpha=0.3)</w:t>
+            </w:r>
+          </w:p>
+          <w:p/>
+          <w:p>
+            <w:proofErr w:type="spellStart"/>
+            <w:proofErr w:type="gramStart"/>
+            <w:r>
+              <w:t>plt.show</w:t>
+            </w:r>
+            <w:proofErr w:type="spellEnd"/>
+            <w:proofErr w:type="gramEnd"/>
+            <w:r>
+              <w:t>()</w:t>
+            </w:r>
+          </w:p>
+        </w:tc>
+        <w:tc>
+          <w:tcPr>
+            <w:tcW w:w="1984" w:type="dxa"/>
+          </w:tcPr>
+          <w:p>
+            <w:r>
+              <w:lastRenderedPageBreak/>
+              <w:t xml:space="preserve">This code block gives the acceleration vs time of the leader, follower, </w:t>
+            </w:r>
+            <w:r>
+              <w:lastRenderedPageBreak/>
+              <w:t xml:space="preserve">and simulated follower. </w:t>
+            </w:r>
+          </w:p>
+        </w:tc>
+      </w:tr>
+      <w:tr>
+        <w:tc>
+          <w:tcPr>
+            <w:tcW w:w="7366" w:type="dxa"/>
+          </w:tcPr>
+          <w:p>
+            <w:r>
               <w:t xml:space="preserve"># Create a 2x2 subplot figure </w:t>
             </w:r>
             <w:proofErr w:type="gramStart"/>
@@ -3552,6 +3799,7 @@
           <w:p/>
           <w:p>
             <w:r>
+              <w:lastRenderedPageBreak/>
               <w:t># Step 3: Top-left (</w:t>
             </w:r>
             <w:proofErr w:type="gramStart"/>
@@ -3967,7 +4215,6 @@
           <w:p/>
           <w:p>
             <w:r>
-              <w:lastRenderedPageBreak/>
               <w:t># Step 5: Bottom-left (</w:t>
             </w:r>
             <w:proofErr w:type="gramStart"/>
